--- a/aula47/Guia Prático-47.docx
+++ b/aula47/Guia Prático-47.docx
@@ -3558,6 +3558,32 @@
     </w:p>
     <w:p>
       <w:pPr>
+        <w:pStyle w:val="Pr-formataoHTML"/>
+        <w:rPr>
+          <w:rStyle w:val="CdigoHTML"/>
+          <w:rFonts w:ascii="Times New Roman" w:hAnsi="Times New Roman" w:cs="Times New Roman"/>
+          <w:color w:val="444746"/>
+          <w:sz w:val="22"/>
+          <w:szCs w:val="22"/>
+          <w:bdr w:val="none" w:sz="0" w:space="0" w:color="auto" w:frame="1"/>
+        </w:rPr>
+      </w:pPr>
+    </w:p>
+    <w:p>
+      <w:pPr>
+        <w:pStyle w:val="Pr-formataoHTML"/>
+        <w:rPr>
+          <w:rStyle w:val="CdigoHTML"/>
+          <w:rFonts w:ascii="Times New Roman" w:hAnsi="Times New Roman" w:cs="Times New Roman"/>
+          <w:color w:val="444746"/>
+          <w:sz w:val="22"/>
+          <w:szCs w:val="22"/>
+          <w:bdr w:val="none" w:sz="0" w:space="0" w:color="auto" w:frame="1"/>
+        </w:rPr>
+      </w:pPr>
+    </w:p>
+    <w:p>
+      <w:pPr>
         <w:pStyle w:val="Ttulo3"/>
         <w:spacing w:after="120"/>
         <w:rPr>
@@ -4704,6 +4730,7 @@
           <w:szCs w:val="22"/>
           <w:bdr w:val="none" w:sz="0" w:space="0" w:color="auto" w:frame="1"/>
         </w:rPr>
+        <w:lastRenderedPageBreak/>
         <w:t xml:space="preserve">    </w:t>
       </w:r>
       <w:proofErr w:type="spellStart"/>
@@ -4798,7 +4825,6 @@
           <w:szCs w:val="22"/>
           <w:bdr w:val="none" w:sz="0" w:space="0" w:color="auto" w:frame="1"/>
         </w:rPr>
-        <w:lastRenderedPageBreak/>
         <w:t xml:space="preserve">    </w:t>
       </w:r>
       <w:r>
@@ -5326,9 +5352,39 @@
           <w:color w:val="1F1F1F"/>
         </w:rPr>
         <w:pict w14:anchorId="09CCC9AA">
-          <v:rect id="_x0000_i1027" style="width:0;height:1.5pt" o:hralign="center" o:hrstd="t" o:hrnoshade="t" o:hr="t" fillcolor="gray" stroked="f"/>
+          <v:rect id="_x0000_i1035" style="width:0;height:1.5pt" o:hralign="center" o:bullet="t" o:hrstd="t" o:hrnoshade="t" o:hr="t" fillcolor="gray" stroked="f"/>
         </w:pict>
       </w:r>
+    </w:p>
+    <w:p>
+      <w:pPr>
+        <w:spacing w:after="120"/>
+        <w:rPr>
+          <w:color w:val="1F1F1F"/>
+        </w:rPr>
+      </w:pPr>
+    </w:p>
+    <w:p>
+      <w:pPr>
+        <w:spacing w:after="120"/>
+        <w:rPr>
+          <w:color w:val="1F1F1F"/>
+        </w:rPr>
+      </w:pPr>
+      <w:r>
+        <w:rPr>
+          <w:color w:val="1F1F1F"/>
+        </w:rPr>
+        <w:t>Crie a pasta atv2</w:t>
+      </w:r>
+    </w:p>
+    <w:p>
+      <w:pPr>
+        <w:spacing w:after="120"/>
+        <w:rPr>
+          <w:color w:val="1F1F1F"/>
+        </w:rPr>
+      </w:pPr>
     </w:p>
     <w:p>
       <w:pPr>
@@ -6658,6 +6714,7 @@
           <w:szCs w:val="21"/>
           <w:bdr w:val="none" w:sz="0" w:space="0" w:color="auto" w:frame="1"/>
         </w:rPr>
+        <w:lastRenderedPageBreak/>
         <w:t xml:space="preserve">    </w:t>
       </w:r>
       <w:r>
@@ -6951,7 +7008,6 @@
           <w:color w:val="444746"/>
           <w:bdr w:val="none" w:sz="0" w:space="0" w:color="auto" w:frame="1"/>
         </w:rPr>
-        <w:lastRenderedPageBreak/>
         <w:t>CSS</w:t>
       </w:r>
     </w:p>
@@ -9607,6 +9663,7 @@
         <w:rPr>
           <w:color w:val="1F1F1F"/>
         </w:rPr>
+        <w:lastRenderedPageBreak/>
         <w:t>3. Lógica de Alternância (</w:t>
       </w:r>
       <w:r>
@@ -9793,7 +9850,6 @@
           <w:szCs w:val="21"/>
           <w:bdr w:val="none" w:sz="0" w:space="0" w:color="auto" w:frame="1"/>
         </w:rPr>
-        <w:lastRenderedPageBreak/>
         <w:t>const</w:t>
       </w:r>
       <w:proofErr w:type="spellEnd"/>
@@ -10582,3976 +10638,6 @@
         <w:pict w14:anchorId="10612A5F">
           <v:rect id="_x0000_i1028" style="width:0;height:1.5pt" o:hralign="center" o:hrstd="t" o:hrnoshade="t" o:hr="t" fillcolor="gray" stroked="f"/>
         </w:pict>
-      </w:r>
-    </w:p>
-    <w:p>
-      <w:pPr>
-        <w:pStyle w:val="Ttulo3"/>
-        <w:spacing w:after="120"/>
-        <w:rPr>
-          <w:color w:val="1F1F1F"/>
-        </w:rPr>
-      </w:pPr>
-      <w:r>
-        <w:rPr>
-          <w:color w:val="1F1F1F"/>
-        </w:rPr>
-        <w:t>ATIVIDADE EXTRA 2: Alternância de Temas (</w:t>
-      </w:r>
-      <w:proofErr w:type="spellStart"/>
-      <w:r>
-        <w:rPr>
-          <w:color w:val="1F1F1F"/>
-        </w:rPr>
-        <w:t>ClassList</w:t>
-      </w:r>
-      <w:proofErr w:type="spellEnd"/>
-      <w:r>
-        <w:rPr>
-          <w:color w:val="1F1F1F"/>
-        </w:rPr>
-        <w:t xml:space="preserve"> </w:t>
-      </w:r>
-      <w:proofErr w:type="spellStart"/>
-      <w:r>
-        <w:rPr>
-          <w:color w:val="1F1F1F"/>
-        </w:rPr>
-        <w:t>Toggle</w:t>
-      </w:r>
-      <w:proofErr w:type="spellEnd"/>
-      <w:r>
-        <w:rPr>
-          <w:color w:val="1F1F1F"/>
-        </w:rPr>
-        <w:t>)</w:t>
-      </w:r>
-    </w:p>
-    <w:p>
-      <w:pPr>
-        <w:pStyle w:val="NormalWeb"/>
-        <w:spacing w:after="0" w:afterAutospacing="0"/>
-        <w:rPr>
-          <w:color w:val="1F1F1F"/>
-        </w:rPr>
-      </w:pPr>
-      <w:r>
-        <w:rPr>
-          <w:b/>
-          <w:bCs/>
-          <w:color w:val="1F1F1F"/>
-          <w:bdr w:val="none" w:sz="0" w:space="0" w:color="auto" w:frame="1"/>
-        </w:rPr>
-        <w:t>Objetivo:</w:t>
-      </w:r>
-      <w:r>
-        <w:rPr>
-          <w:color w:val="1F1F1F"/>
-        </w:rPr>
-        <w:t xml:space="preserve"> Praticar a alternância de estados visuais utilizando </w:t>
-      </w:r>
-      <w:proofErr w:type="spellStart"/>
-      <w:r>
-        <w:rPr>
-          <w:rStyle w:val="CdigoHTML"/>
-          <w:color w:val="444746"/>
-          <w:bdr w:val="none" w:sz="0" w:space="0" w:color="auto" w:frame="1"/>
-        </w:rPr>
-        <w:t>classList.toggle</w:t>
-      </w:r>
-      <w:proofErr w:type="spellEnd"/>
-      <w:r>
-        <w:rPr>
-          <w:color w:val="1F1F1F"/>
-        </w:rPr>
-        <w:t xml:space="preserve"> e lógica condicional para criar um "Modo Escuro" em um módulo do sistema </w:t>
-      </w:r>
-      <w:proofErr w:type="spellStart"/>
-      <w:r>
-        <w:rPr>
-          <w:color w:val="1F1F1F"/>
-        </w:rPr>
-        <w:t>Lucleo</w:t>
-      </w:r>
-      <w:proofErr w:type="spellEnd"/>
-      <w:r>
-        <w:rPr>
-          <w:color w:val="1F1F1F"/>
-        </w:rPr>
-        <w:t>.</w:t>
-      </w:r>
-    </w:p>
-    <w:p>
-      <w:pPr>
-        <w:pStyle w:val="NormalWeb"/>
-        <w:spacing w:after="0" w:afterAutospacing="0"/>
-        <w:rPr>
-          <w:color w:val="1F1F1F"/>
-        </w:rPr>
-      </w:pPr>
-      <w:r>
-        <w:rPr>
-          <w:b/>
-          <w:bCs/>
-          <w:color w:val="1F1F1F"/>
-          <w:bdr w:val="none" w:sz="0" w:space="0" w:color="auto" w:frame="1"/>
-        </w:rPr>
-        <w:t>Localização:</w:t>
-      </w:r>
-      <w:r>
-        <w:rPr>
-          <w:color w:val="1F1F1F"/>
-        </w:rPr>
-        <w:t xml:space="preserve"> </w:t>
-      </w:r>
-      <w:r>
-        <w:rPr>
-          <w:rStyle w:val="CdigoHTML"/>
-          <w:color w:val="444746"/>
-          <w:bdr w:val="none" w:sz="0" w:space="0" w:color="auto" w:frame="1"/>
-        </w:rPr>
-        <w:t>C:\wamp64\www\LP\aula47\atv2</w:t>
-      </w:r>
-    </w:p>
-    <w:p>
-      <w:pPr>
-        <w:pStyle w:val="NormalWeb"/>
-        <w:spacing w:after="0" w:afterAutospacing="0"/>
-        <w:rPr>
-          <w:color w:val="1F1F1F"/>
-        </w:rPr>
-      </w:pPr>
-      <w:r>
-        <w:rPr>
-          <w:b/>
-          <w:bCs/>
-          <w:color w:val="1F1F1F"/>
-          <w:bdr w:val="none" w:sz="0" w:space="0" w:color="auto" w:frame="1"/>
-        </w:rPr>
-        <w:t>1. Preparação</w:t>
-      </w:r>
-    </w:p>
-    <w:p>
-      <w:pPr>
-        <w:pStyle w:val="NormalWeb"/>
-        <w:numPr>
-          <w:ilvl w:val="0"/>
-          <w:numId w:val="7"/>
-        </w:numPr>
-        <w:spacing w:after="0" w:afterAutospacing="0"/>
-        <w:rPr>
-          <w:color w:val="1F1F1F"/>
-        </w:rPr>
-      </w:pPr>
-      <w:r>
-        <w:rPr>
-          <w:color w:val="1F1F1F"/>
-        </w:rPr>
-        <w:t xml:space="preserve">Crie a pasta </w:t>
-      </w:r>
-      <w:r>
-        <w:rPr>
-          <w:rStyle w:val="CdigoHTML"/>
-          <w:color w:val="444746"/>
-          <w:bdr w:val="none" w:sz="0" w:space="0" w:color="auto" w:frame="1"/>
-        </w:rPr>
-        <w:t>atv2</w:t>
-      </w:r>
-      <w:r>
-        <w:rPr>
-          <w:color w:val="1F1F1F"/>
-        </w:rPr>
-        <w:t xml:space="preserve"> dentro de </w:t>
-      </w:r>
-      <w:r>
-        <w:rPr>
-          <w:rStyle w:val="CdigoHTML"/>
-          <w:color w:val="444746"/>
-          <w:bdr w:val="none" w:sz="0" w:space="0" w:color="auto" w:frame="1"/>
-        </w:rPr>
-        <w:t>aula47</w:t>
-      </w:r>
-      <w:r>
-        <w:rPr>
-          <w:color w:val="1F1F1F"/>
-        </w:rPr>
-        <w:t>.</w:t>
-      </w:r>
-    </w:p>
-    <w:p>
-      <w:pPr>
-        <w:pStyle w:val="NormalWeb"/>
-        <w:numPr>
-          <w:ilvl w:val="0"/>
-          <w:numId w:val="7"/>
-        </w:numPr>
-        <w:spacing w:after="0" w:afterAutospacing="0"/>
-        <w:rPr>
-          <w:color w:val="1F1F1F"/>
-        </w:rPr>
-      </w:pPr>
-      <w:r>
-        <w:rPr>
-          <w:color w:val="1F1F1F"/>
-        </w:rPr>
-        <w:t xml:space="preserve">Crie os arquivos </w:t>
-      </w:r>
-      <w:r>
-        <w:rPr>
-          <w:rStyle w:val="CdigoHTML"/>
-          <w:color w:val="444746"/>
-          <w:bdr w:val="none" w:sz="0" w:space="0" w:color="auto" w:frame="1"/>
-        </w:rPr>
-        <w:t>index.html</w:t>
-      </w:r>
-      <w:r>
-        <w:rPr>
-          <w:color w:val="1F1F1F"/>
-        </w:rPr>
-        <w:t xml:space="preserve">, </w:t>
-      </w:r>
-      <w:r>
-        <w:rPr>
-          <w:rStyle w:val="CdigoHTML"/>
-          <w:color w:val="444746"/>
-          <w:bdr w:val="none" w:sz="0" w:space="0" w:color="auto" w:frame="1"/>
-        </w:rPr>
-        <w:t>style.css</w:t>
-      </w:r>
-      <w:r>
-        <w:rPr>
-          <w:color w:val="1F1F1F"/>
-        </w:rPr>
-        <w:t xml:space="preserve"> e </w:t>
-      </w:r>
-      <w:r>
-        <w:rPr>
-          <w:rStyle w:val="CdigoHTML"/>
-          <w:color w:val="444746"/>
-          <w:bdr w:val="none" w:sz="0" w:space="0" w:color="auto" w:frame="1"/>
-        </w:rPr>
-        <w:t>script.js</w:t>
-      </w:r>
-      <w:r>
-        <w:rPr>
-          <w:color w:val="1F1F1F"/>
-        </w:rPr>
-        <w:t>.</w:t>
-      </w:r>
-    </w:p>
-    <w:p>
-      <w:pPr>
-        <w:pStyle w:val="NormalWeb"/>
-        <w:spacing w:after="0" w:afterAutospacing="0"/>
-        <w:rPr>
-          <w:color w:val="1F1F1F"/>
-        </w:rPr>
-      </w:pPr>
-      <w:r>
-        <w:rPr>
-          <w:b/>
-          <w:bCs/>
-          <w:color w:val="1F1F1F"/>
-          <w:bdr w:val="none" w:sz="0" w:space="0" w:color="auto" w:frame="1"/>
-        </w:rPr>
-        <w:t>index.html</w:t>
-      </w:r>
-    </w:p>
-    <w:p>
-      <w:pPr>
-        <w:rPr>
-          <w:color w:val="444746"/>
-        </w:rPr>
-      </w:pPr>
-      <w:r>
-        <w:rPr>
-          <w:rStyle w:val="ng-tns-c3890557271-732"/>
-          <w:color w:val="444746"/>
-          <w:bdr w:val="none" w:sz="0" w:space="0" w:color="auto" w:frame="1"/>
-        </w:rPr>
-        <w:t>HTML</w:t>
-      </w:r>
-    </w:p>
-    <w:p>
-      <w:pPr>
-        <w:pStyle w:val="Pr-formataoHTML"/>
-        <w:rPr>
-          <w:rStyle w:val="CdigoHTML"/>
-          <w:color w:val="444746"/>
-          <w:sz w:val="21"/>
-          <w:szCs w:val="21"/>
-          <w:bdr w:val="none" w:sz="0" w:space="0" w:color="auto" w:frame="1"/>
-        </w:rPr>
-      </w:pPr>
-      <w:r>
-        <w:rPr>
-          <w:rStyle w:val="hljs-meta"/>
-          <w:color w:val="1967D2"/>
-          <w:sz w:val="21"/>
-          <w:szCs w:val="21"/>
-          <w:bdr w:val="none" w:sz="0" w:space="0" w:color="auto" w:frame="1"/>
-        </w:rPr>
-        <w:t xml:space="preserve">&lt;!DOCTYPE </w:t>
-      </w:r>
-      <w:r>
-        <w:rPr>
-          <w:rStyle w:val="hljs-meta-keyword"/>
-          <w:b/>
-          <w:bCs/>
-          <w:color w:val="1967D2"/>
-          <w:sz w:val="21"/>
-          <w:szCs w:val="21"/>
-          <w:bdr w:val="none" w:sz="0" w:space="0" w:color="auto" w:frame="1"/>
-        </w:rPr>
-        <w:t>html</w:t>
-      </w:r>
-      <w:r>
-        <w:rPr>
-          <w:rStyle w:val="hljs-meta"/>
-          <w:color w:val="1967D2"/>
-          <w:sz w:val="21"/>
-          <w:szCs w:val="21"/>
-          <w:bdr w:val="none" w:sz="0" w:space="0" w:color="auto" w:frame="1"/>
-        </w:rPr>
-        <w:t>&gt;</w:t>
-      </w:r>
-    </w:p>
-    <w:p>
-      <w:pPr>
-        <w:pStyle w:val="Pr-formataoHTML"/>
-        <w:rPr>
-          <w:rStyle w:val="CdigoHTML"/>
-          <w:color w:val="444746"/>
-          <w:sz w:val="21"/>
-          <w:szCs w:val="21"/>
-          <w:bdr w:val="none" w:sz="0" w:space="0" w:color="auto" w:frame="1"/>
-        </w:rPr>
-      </w:pPr>
-      <w:r>
-        <w:rPr>
-          <w:rStyle w:val="hljs-tag"/>
-          <w:color w:val="444746"/>
-          <w:sz w:val="21"/>
-          <w:szCs w:val="21"/>
-          <w:bdr w:val="none" w:sz="0" w:space="0" w:color="auto" w:frame="1"/>
-        </w:rPr>
-        <w:t>&lt;</w:t>
-      </w:r>
-      <w:r>
-        <w:rPr>
-          <w:rStyle w:val="hljs-name"/>
-          <w:color w:val="D93025"/>
-          <w:sz w:val="21"/>
-          <w:szCs w:val="21"/>
-          <w:bdr w:val="none" w:sz="0" w:space="0" w:color="auto" w:frame="1"/>
-        </w:rPr>
-        <w:t>html</w:t>
-      </w:r>
-      <w:r>
-        <w:rPr>
-          <w:rStyle w:val="hljs-tag"/>
-          <w:color w:val="444746"/>
-          <w:sz w:val="21"/>
-          <w:szCs w:val="21"/>
-          <w:bdr w:val="none" w:sz="0" w:space="0" w:color="auto" w:frame="1"/>
-        </w:rPr>
-        <w:t xml:space="preserve"> </w:t>
-      </w:r>
-      <w:proofErr w:type="spellStart"/>
-      <w:r>
-        <w:rPr>
-          <w:rStyle w:val="hljs-attr"/>
-          <w:color w:val="B55908"/>
-          <w:sz w:val="21"/>
-          <w:szCs w:val="21"/>
-          <w:bdr w:val="none" w:sz="0" w:space="0" w:color="auto" w:frame="1"/>
-        </w:rPr>
-        <w:t>lang</w:t>
-      </w:r>
-      <w:proofErr w:type="spellEnd"/>
-      <w:r>
-        <w:rPr>
-          <w:rStyle w:val="hljs-tag"/>
-          <w:color w:val="444746"/>
-          <w:sz w:val="21"/>
-          <w:szCs w:val="21"/>
-          <w:bdr w:val="none" w:sz="0" w:space="0" w:color="auto" w:frame="1"/>
-        </w:rPr>
-        <w:t>=</w:t>
-      </w:r>
-      <w:r>
-        <w:rPr>
-          <w:rStyle w:val="hljs-string"/>
-          <w:rFonts w:eastAsiaTheme="majorEastAsia"/>
-          <w:color w:val="188038"/>
-          <w:sz w:val="21"/>
-          <w:szCs w:val="21"/>
-          <w:bdr w:val="none" w:sz="0" w:space="0" w:color="auto" w:frame="1"/>
-        </w:rPr>
-        <w:t>"</w:t>
-      </w:r>
-      <w:proofErr w:type="spellStart"/>
-      <w:r>
-        <w:rPr>
-          <w:rStyle w:val="hljs-string"/>
-          <w:rFonts w:eastAsiaTheme="majorEastAsia"/>
-          <w:color w:val="188038"/>
-          <w:sz w:val="21"/>
-          <w:szCs w:val="21"/>
-          <w:bdr w:val="none" w:sz="0" w:space="0" w:color="auto" w:frame="1"/>
-        </w:rPr>
-        <w:t>pt-br</w:t>
-      </w:r>
-      <w:proofErr w:type="spellEnd"/>
-      <w:r>
-        <w:rPr>
-          <w:rStyle w:val="hljs-string"/>
-          <w:rFonts w:eastAsiaTheme="majorEastAsia"/>
-          <w:color w:val="188038"/>
-          <w:sz w:val="21"/>
-          <w:szCs w:val="21"/>
-          <w:bdr w:val="none" w:sz="0" w:space="0" w:color="auto" w:frame="1"/>
-        </w:rPr>
-        <w:t>"</w:t>
-      </w:r>
-      <w:r>
-        <w:rPr>
-          <w:rStyle w:val="hljs-tag"/>
-          <w:color w:val="444746"/>
-          <w:sz w:val="21"/>
-          <w:szCs w:val="21"/>
-          <w:bdr w:val="none" w:sz="0" w:space="0" w:color="auto" w:frame="1"/>
-        </w:rPr>
-        <w:t>&gt;</w:t>
-      </w:r>
-    </w:p>
-    <w:p>
-      <w:pPr>
-        <w:pStyle w:val="Pr-formataoHTML"/>
-        <w:rPr>
-          <w:rStyle w:val="CdigoHTML"/>
-          <w:color w:val="444746"/>
-          <w:sz w:val="21"/>
-          <w:szCs w:val="21"/>
-          <w:bdr w:val="none" w:sz="0" w:space="0" w:color="auto" w:frame="1"/>
-        </w:rPr>
-      </w:pPr>
-      <w:r>
-        <w:rPr>
-          <w:rStyle w:val="hljs-tag"/>
-          <w:color w:val="444746"/>
-          <w:sz w:val="21"/>
-          <w:szCs w:val="21"/>
-          <w:bdr w:val="none" w:sz="0" w:space="0" w:color="auto" w:frame="1"/>
-        </w:rPr>
-        <w:t>&lt;</w:t>
-      </w:r>
-      <w:proofErr w:type="spellStart"/>
-      <w:r>
-        <w:rPr>
-          <w:rStyle w:val="hljs-name"/>
-          <w:color w:val="D93025"/>
-          <w:sz w:val="21"/>
-          <w:szCs w:val="21"/>
-          <w:bdr w:val="none" w:sz="0" w:space="0" w:color="auto" w:frame="1"/>
-        </w:rPr>
-        <w:t>head</w:t>
-      </w:r>
-      <w:proofErr w:type="spellEnd"/>
-      <w:r>
-        <w:rPr>
-          <w:rStyle w:val="hljs-tag"/>
-          <w:color w:val="444746"/>
-          <w:sz w:val="21"/>
-          <w:szCs w:val="21"/>
-          <w:bdr w:val="none" w:sz="0" w:space="0" w:color="auto" w:frame="1"/>
-        </w:rPr>
-        <w:t>&gt;</w:t>
-      </w:r>
-    </w:p>
-    <w:p>
-      <w:pPr>
-        <w:pStyle w:val="Pr-formataoHTML"/>
-        <w:rPr>
-          <w:rStyle w:val="CdigoHTML"/>
-          <w:color w:val="444746"/>
-          <w:sz w:val="21"/>
-          <w:szCs w:val="21"/>
-          <w:bdr w:val="none" w:sz="0" w:space="0" w:color="auto" w:frame="1"/>
-        </w:rPr>
-      </w:pPr>
-      <w:r>
-        <w:rPr>
-          <w:rStyle w:val="CdigoHTML"/>
-          <w:color w:val="444746"/>
-          <w:sz w:val="21"/>
-          <w:szCs w:val="21"/>
-          <w:bdr w:val="none" w:sz="0" w:space="0" w:color="auto" w:frame="1"/>
-        </w:rPr>
-        <w:t xml:space="preserve">    </w:t>
-      </w:r>
-      <w:r>
-        <w:rPr>
-          <w:rStyle w:val="hljs-tag"/>
-          <w:color w:val="444746"/>
-          <w:sz w:val="21"/>
-          <w:szCs w:val="21"/>
-          <w:bdr w:val="none" w:sz="0" w:space="0" w:color="auto" w:frame="1"/>
-        </w:rPr>
-        <w:t>&lt;</w:t>
-      </w:r>
-      <w:r>
-        <w:rPr>
-          <w:rStyle w:val="hljs-name"/>
-          <w:color w:val="D93025"/>
-          <w:sz w:val="21"/>
-          <w:szCs w:val="21"/>
-          <w:bdr w:val="none" w:sz="0" w:space="0" w:color="auto" w:frame="1"/>
-        </w:rPr>
-        <w:t>meta</w:t>
-      </w:r>
-      <w:r>
-        <w:rPr>
-          <w:rStyle w:val="hljs-tag"/>
-          <w:color w:val="444746"/>
-          <w:sz w:val="21"/>
-          <w:szCs w:val="21"/>
-          <w:bdr w:val="none" w:sz="0" w:space="0" w:color="auto" w:frame="1"/>
-        </w:rPr>
-        <w:t xml:space="preserve"> </w:t>
-      </w:r>
-      <w:proofErr w:type="spellStart"/>
-      <w:r>
-        <w:rPr>
-          <w:rStyle w:val="hljs-attr"/>
-          <w:color w:val="B55908"/>
-          <w:sz w:val="21"/>
-          <w:szCs w:val="21"/>
-          <w:bdr w:val="none" w:sz="0" w:space="0" w:color="auto" w:frame="1"/>
-        </w:rPr>
-        <w:t>charset</w:t>
-      </w:r>
-      <w:proofErr w:type="spellEnd"/>
-      <w:r>
-        <w:rPr>
-          <w:rStyle w:val="hljs-tag"/>
-          <w:color w:val="444746"/>
-          <w:sz w:val="21"/>
-          <w:szCs w:val="21"/>
-          <w:bdr w:val="none" w:sz="0" w:space="0" w:color="auto" w:frame="1"/>
-        </w:rPr>
-        <w:t>=</w:t>
-      </w:r>
-      <w:r>
-        <w:rPr>
-          <w:rStyle w:val="hljs-string"/>
-          <w:rFonts w:eastAsiaTheme="majorEastAsia"/>
-          <w:color w:val="188038"/>
-          <w:sz w:val="21"/>
-          <w:szCs w:val="21"/>
-          <w:bdr w:val="none" w:sz="0" w:space="0" w:color="auto" w:frame="1"/>
-        </w:rPr>
-        <w:t>"UTF-8"</w:t>
-      </w:r>
-      <w:r>
-        <w:rPr>
-          <w:rStyle w:val="hljs-tag"/>
-          <w:color w:val="444746"/>
-          <w:sz w:val="21"/>
-          <w:szCs w:val="21"/>
-          <w:bdr w:val="none" w:sz="0" w:space="0" w:color="auto" w:frame="1"/>
-        </w:rPr>
-        <w:t>&gt;</w:t>
-      </w:r>
-    </w:p>
-    <w:p>
-      <w:pPr>
-        <w:pStyle w:val="Pr-formataoHTML"/>
-        <w:rPr>
-          <w:rStyle w:val="CdigoHTML"/>
-          <w:color w:val="444746"/>
-          <w:sz w:val="21"/>
-          <w:szCs w:val="21"/>
-          <w:bdr w:val="none" w:sz="0" w:space="0" w:color="auto" w:frame="1"/>
-        </w:rPr>
-      </w:pPr>
-      <w:r>
-        <w:rPr>
-          <w:rStyle w:val="CdigoHTML"/>
-          <w:color w:val="444746"/>
-          <w:sz w:val="21"/>
-          <w:szCs w:val="21"/>
-          <w:bdr w:val="none" w:sz="0" w:space="0" w:color="auto" w:frame="1"/>
-        </w:rPr>
-        <w:t xml:space="preserve">    </w:t>
-      </w:r>
-      <w:r>
-        <w:rPr>
-          <w:rStyle w:val="hljs-tag"/>
-          <w:color w:val="444746"/>
-          <w:sz w:val="21"/>
-          <w:szCs w:val="21"/>
-          <w:bdr w:val="none" w:sz="0" w:space="0" w:color="auto" w:frame="1"/>
-        </w:rPr>
-        <w:t>&lt;</w:t>
-      </w:r>
-      <w:proofErr w:type="spellStart"/>
-      <w:r>
-        <w:rPr>
-          <w:rStyle w:val="hljs-name"/>
-          <w:color w:val="D93025"/>
-          <w:sz w:val="21"/>
-          <w:szCs w:val="21"/>
-          <w:bdr w:val="none" w:sz="0" w:space="0" w:color="auto" w:frame="1"/>
-        </w:rPr>
-        <w:t>title</w:t>
-      </w:r>
-      <w:proofErr w:type="spellEnd"/>
-      <w:r>
-        <w:rPr>
-          <w:rStyle w:val="hljs-tag"/>
-          <w:color w:val="444746"/>
-          <w:sz w:val="21"/>
-          <w:szCs w:val="21"/>
-          <w:bdr w:val="none" w:sz="0" w:space="0" w:color="auto" w:frame="1"/>
-        </w:rPr>
-        <w:t>&gt;</w:t>
-      </w:r>
-      <w:r>
-        <w:rPr>
-          <w:rStyle w:val="CdigoHTML"/>
-          <w:color w:val="444746"/>
-          <w:sz w:val="21"/>
-          <w:szCs w:val="21"/>
-          <w:bdr w:val="none" w:sz="0" w:space="0" w:color="auto" w:frame="1"/>
-        </w:rPr>
-        <w:t xml:space="preserve">Atividade 2 - </w:t>
-      </w:r>
-      <w:proofErr w:type="spellStart"/>
-      <w:r>
-        <w:rPr>
-          <w:rStyle w:val="CdigoHTML"/>
-          <w:color w:val="444746"/>
-          <w:sz w:val="21"/>
-          <w:szCs w:val="21"/>
-          <w:bdr w:val="none" w:sz="0" w:space="0" w:color="auto" w:frame="1"/>
-        </w:rPr>
-        <w:t>Theme</w:t>
-      </w:r>
-      <w:proofErr w:type="spellEnd"/>
-      <w:r>
-        <w:rPr>
-          <w:rStyle w:val="CdigoHTML"/>
-          <w:color w:val="444746"/>
-          <w:sz w:val="21"/>
-          <w:szCs w:val="21"/>
-          <w:bdr w:val="none" w:sz="0" w:space="0" w:color="auto" w:frame="1"/>
-        </w:rPr>
-        <w:t xml:space="preserve"> </w:t>
-      </w:r>
-      <w:proofErr w:type="spellStart"/>
-      <w:r>
-        <w:rPr>
-          <w:rStyle w:val="CdigoHTML"/>
-          <w:color w:val="444746"/>
-          <w:sz w:val="21"/>
-          <w:szCs w:val="21"/>
-          <w:bdr w:val="none" w:sz="0" w:space="0" w:color="auto" w:frame="1"/>
-        </w:rPr>
-        <w:t>Switcher</w:t>
-      </w:r>
-      <w:proofErr w:type="spellEnd"/>
-      <w:r>
-        <w:rPr>
-          <w:rStyle w:val="hljs-tag"/>
-          <w:color w:val="444746"/>
-          <w:sz w:val="21"/>
-          <w:szCs w:val="21"/>
-          <w:bdr w:val="none" w:sz="0" w:space="0" w:color="auto" w:frame="1"/>
-        </w:rPr>
-        <w:t>&lt;/</w:t>
-      </w:r>
-      <w:proofErr w:type="spellStart"/>
-      <w:r>
-        <w:rPr>
-          <w:rStyle w:val="hljs-name"/>
-          <w:color w:val="D93025"/>
-          <w:sz w:val="21"/>
-          <w:szCs w:val="21"/>
-          <w:bdr w:val="none" w:sz="0" w:space="0" w:color="auto" w:frame="1"/>
-        </w:rPr>
-        <w:t>title</w:t>
-      </w:r>
-      <w:proofErr w:type="spellEnd"/>
-      <w:r>
-        <w:rPr>
-          <w:rStyle w:val="hljs-tag"/>
-          <w:color w:val="444746"/>
-          <w:sz w:val="21"/>
-          <w:szCs w:val="21"/>
-          <w:bdr w:val="none" w:sz="0" w:space="0" w:color="auto" w:frame="1"/>
-        </w:rPr>
-        <w:t>&gt;</w:t>
-      </w:r>
-    </w:p>
-    <w:p>
-      <w:pPr>
-        <w:pStyle w:val="Pr-formataoHTML"/>
-        <w:rPr>
-          <w:rStyle w:val="CdigoHTML"/>
-          <w:color w:val="444746"/>
-          <w:sz w:val="21"/>
-          <w:szCs w:val="21"/>
-          <w:bdr w:val="none" w:sz="0" w:space="0" w:color="auto" w:frame="1"/>
-        </w:rPr>
-      </w:pPr>
-      <w:r>
-        <w:rPr>
-          <w:rStyle w:val="CdigoHTML"/>
-          <w:color w:val="444746"/>
-          <w:sz w:val="21"/>
-          <w:szCs w:val="21"/>
-          <w:bdr w:val="none" w:sz="0" w:space="0" w:color="auto" w:frame="1"/>
-        </w:rPr>
-        <w:t xml:space="preserve">    </w:t>
-      </w:r>
-      <w:r>
-        <w:rPr>
-          <w:rStyle w:val="hljs-tag"/>
-          <w:color w:val="444746"/>
-          <w:sz w:val="21"/>
-          <w:szCs w:val="21"/>
-          <w:bdr w:val="none" w:sz="0" w:space="0" w:color="auto" w:frame="1"/>
-        </w:rPr>
-        <w:t>&lt;</w:t>
-      </w:r>
-      <w:r>
-        <w:rPr>
-          <w:rStyle w:val="hljs-name"/>
-          <w:color w:val="D93025"/>
-          <w:sz w:val="21"/>
-          <w:szCs w:val="21"/>
-          <w:bdr w:val="none" w:sz="0" w:space="0" w:color="auto" w:frame="1"/>
-        </w:rPr>
-        <w:t>link</w:t>
-      </w:r>
-      <w:r>
-        <w:rPr>
-          <w:rStyle w:val="hljs-tag"/>
-          <w:color w:val="444746"/>
-          <w:sz w:val="21"/>
-          <w:szCs w:val="21"/>
-          <w:bdr w:val="none" w:sz="0" w:space="0" w:color="auto" w:frame="1"/>
-        </w:rPr>
-        <w:t xml:space="preserve"> </w:t>
-      </w:r>
-      <w:proofErr w:type="spellStart"/>
-      <w:r>
-        <w:rPr>
-          <w:rStyle w:val="hljs-attr"/>
-          <w:color w:val="B55908"/>
-          <w:sz w:val="21"/>
-          <w:szCs w:val="21"/>
-          <w:bdr w:val="none" w:sz="0" w:space="0" w:color="auto" w:frame="1"/>
-        </w:rPr>
-        <w:t>rel</w:t>
-      </w:r>
-      <w:proofErr w:type="spellEnd"/>
-      <w:r>
-        <w:rPr>
-          <w:rStyle w:val="hljs-tag"/>
-          <w:color w:val="444746"/>
-          <w:sz w:val="21"/>
-          <w:szCs w:val="21"/>
-          <w:bdr w:val="none" w:sz="0" w:space="0" w:color="auto" w:frame="1"/>
-        </w:rPr>
-        <w:t>=</w:t>
-      </w:r>
-      <w:r>
-        <w:rPr>
-          <w:rStyle w:val="hljs-string"/>
-          <w:rFonts w:eastAsiaTheme="majorEastAsia"/>
-          <w:color w:val="188038"/>
-          <w:sz w:val="21"/>
-          <w:szCs w:val="21"/>
-          <w:bdr w:val="none" w:sz="0" w:space="0" w:color="auto" w:frame="1"/>
-        </w:rPr>
-        <w:t>"</w:t>
-      </w:r>
-      <w:proofErr w:type="spellStart"/>
-      <w:r>
-        <w:rPr>
-          <w:rStyle w:val="hljs-string"/>
-          <w:rFonts w:eastAsiaTheme="majorEastAsia"/>
-          <w:color w:val="188038"/>
-          <w:sz w:val="21"/>
-          <w:szCs w:val="21"/>
-          <w:bdr w:val="none" w:sz="0" w:space="0" w:color="auto" w:frame="1"/>
-        </w:rPr>
-        <w:t>stylesheet</w:t>
-      </w:r>
-      <w:proofErr w:type="spellEnd"/>
-      <w:r>
-        <w:rPr>
-          <w:rStyle w:val="hljs-string"/>
-          <w:rFonts w:eastAsiaTheme="majorEastAsia"/>
-          <w:color w:val="188038"/>
-          <w:sz w:val="21"/>
-          <w:szCs w:val="21"/>
-          <w:bdr w:val="none" w:sz="0" w:space="0" w:color="auto" w:frame="1"/>
-        </w:rPr>
-        <w:t>"</w:t>
-      </w:r>
-      <w:r>
-        <w:rPr>
-          <w:rStyle w:val="hljs-tag"/>
-          <w:color w:val="444746"/>
-          <w:sz w:val="21"/>
-          <w:szCs w:val="21"/>
-          <w:bdr w:val="none" w:sz="0" w:space="0" w:color="auto" w:frame="1"/>
-        </w:rPr>
-        <w:t xml:space="preserve"> </w:t>
-      </w:r>
-      <w:proofErr w:type="spellStart"/>
-      <w:r>
-        <w:rPr>
-          <w:rStyle w:val="hljs-attr"/>
-          <w:color w:val="B55908"/>
-          <w:sz w:val="21"/>
-          <w:szCs w:val="21"/>
-          <w:bdr w:val="none" w:sz="0" w:space="0" w:color="auto" w:frame="1"/>
-        </w:rPr>
-        <w:t>href</w:t>
-      </w:r>
-      <w:proofErr w:type="spellEnd"/>
-      <w:r>
-        <w:rPr>
-          <w:rStyle w:val="hljs-tag"/>
-          <w:color w:val="444746"/>
-          <w:sz w:val="21"/>
-          <w:szCs w:val="21"/>
-          <w:bdr w:val="none" w:sz="0" w:space="0" w:color="auto" w:frame="1"/>
-        </w:rPr>
-        <w:t>=</w:t>
-      </w:r>
-      <w:r>
-        <w:rPr>
-          <w:rStyle w:val="hljs-string"/>
-          <w:rFonts w:eastAsiaTheme="majorEastAsia"/>
-          <w:color w:val="188038"/>
-          <w:sz w:val="21"/>
-          <w:szCs w:val="21"/>
-          <w:bdr w:val="none" w:sz="0" w:space="0" w:color="auto" w:frame="1"/>
-        </w:rPr>
-        <w:t>"style.css"</w:t>
-      </w:r>
-      <w:r>
-        <w:rPr>
-          <w:rStyle w:val="hljs-tag"/>
-          <w:color w:val="444746"/>
-          <w:sz w:val="21"/>
-          <w:szCs w:val="21"/>
-          <w:bdr w:val="none" w:sz="0" w:space="0" w:color="auto" w:frame="1"/>
-        </w:rPr>
-        <w:t>&gt;</w:t>
-      </w:r>
-    </w:p>
-    <w:p>
-      <w:pPr>
-        <w:pStyle w:val="Pr-formataoHTML"/>
-        <w:rPr>
-          <w:rStyle w:val="CdigoHTML"/>
-          <w:color w:val="444746"/>
-          <w:sz w:val="21"/>
-          <w:szCs w:val="21"/>
-          <w:bdr w:val="none" w:sz="0" w:space="0" w:color="auto" w:frame="1"/>
-        </w:rPr>
-      </w:pPr>
-      <w:r>
-        <w:rPr>
-          <w:rStyle w:val="hljs-tag"/>
-          <w:color w:val="444746"/>
-          <w:sz w:val="21"/>
-          <w:szCs w:val="21"/>
-          <w:bdr w:val="none" w:sz="0" w:space="0" w:color="auto" w:frame="1"/>
-        </w:rPr>
-        <w:t>&lt;/</w:t>
-      </w:r>
-      <w:proofErr w:type="spellStart"/>
-      <w:r>
-        <w:rPr>
-          <w:rStyle w:val="hljs-name"/>
-          <w:color w:val="D93025"/>
-          <w:sz w:val="21"/>
-          <w:szCs w:val="21"/>
-          <w:bdr w:val="none" w:sz="0" w:space="0" w:color="auto" w:frame="1"/>
-        </w:rPr>
-        <w:t>head</w:t>
-      </w:r>
-      <w:proofErr w:type="spellEnd"/>
-      <w:r>
-        <w:rPr>
-          <w:rStyle w:val="hljs-tag"/>
-          <w:color w:val="444746"/>
-          <w:sz w:val="21"/>
-          <w:szCs w:val="21"/>
-          <w:bdr w:val="none" w:sz="0" w:space="0" w:color="auto" w:frame="1"/>
-        </w:rPr>
-        <w:t>&gt;</w:t>
-      </w:r>
-    </w:p>
-    <w:p>
-      <w:pPr>
-        <w:pStyle w:val="Pr-formataoHTML"/>
-        <w:rPr>
-          <w:rStyle w:val="CdigoHTML"/>
-          <w:color w:val="444746"/>
-          <w:sz w:val="21"/>
-          <w:szCs w:val="21"/>
-          <w:bdr w:val="none" w:sz="0" w:space="0" w:color="auto" w:frame="1"/>
-        </w:rPr>
-      </w:pPr>
-      <w:r>
-        <w:rPr>
-          <w:rStyle w:val="hljs-tag"/>
-          <w:color w:val="444746"/>
-          <w:sz w:val="21"/>
-          <w:szCs w:val="21"/>
-          <w:bdr w:val="none" w:sz="0" w:space="0" w:color="auto" w:frame="1"/>
-        </w:rPr>
-        <w:t>&lt;</w:t>
-      </w:r>
-      <w:r>
-        <w:rPr>
-          <w:rStyle w:val="hljs-name"/>
-          <w:color w:val="D93025"/>
-          <w:sz w:val="21"/>
-          <w:szCs w:val="21"/>
-          <w:bdr w:val="none" w:sz="0" w:space="0" w:color="auto" w:frame="1"/>
-        </w:rPr>
-        <w:t>body</w:t>
-      </w:r>
-      <w:r>
-        <w:rPr>
-          <w:rStyle w:val="hljs-tag"/>
-          <w:color w:val="444746"/>
-          <w:sz w:val="21"/>
-          <w:szCs w:val="21"/>
-          <w:bdr w:val="none" w:sz="0" w:space="0" w:color="auto" w:frame="1"/>
-        </w:rPr>
-        <w:t>&gt;</w:t>
-      </w:r>
-    </w:p>
-    <w:p>
-      <w:pPr>
-        <w:pStyle w:val="Pr-formataoHTML"/>
-        <w:rPr>
-          <w:rStyle w:val="CdigoHTML"/>
-          <w:color w:val="444746"/>
-          <w:sz w:val="21"/>
-          <w:szCs w:val="21"/>
-          <w:bdr w:val="none" w:sz="0" w:space="0" w:color="auto" w:frame="1"/>
-        </w:rPr>
-      </w:pPr>
-      <w:r>
-        <w:rPr>
-          <w:rStyle w:val="CdigoHTML"/>
-          <w:color w:val="444746"/>
-          <w:sz w:val="21"/>
-          <w:szCs w:val="21"/>
-          <w:bdr w:val="none" w:sz="0" w:space="0" w:color="auto" w:frame="1"/>
-        </w:rPr>
-        <w:t xml:space="preserve">    </w:t>
-      </w:r>
-      <w:r>
-        <w:rPr>
-          <w:rStyle w:val="hljs-tag"/>
-          <w:color w:val="444746"/>
-          <w:sz w:val="21"/>
-          <w:szCs w:val="21"/>
-          <w:bdr w:val="none" w:sz="0" w:space="0" w:color="auto" w:frame="1"/>
-        </w:rPr>
-        <w:t>&lt;</w:t>
-      </w:r>
-      <w:proofErr w:type="spellStart"/>
-      <w:r>
-        <w:rPr>
-          <w:rStyle w:val="hljs-name"/>
-          <w:color w:val="D93025"/>
-          <w:sz w:val="21"/>
-          <w:szCs w:val="21"/>
-          <w:bdr w:val="none" w:sz="0" w:space="0" w:color="auto" w:frame="1"/>
-        </w:rPr>
-        <w:t>div</w:t>
-      </w:r>
-      <w:proofErr w:type="spellEnd"/>
-      <w:r>
-        <w:rPr>
-          <w:rStyle w:val="hljs-tag"/>
-          <w:color w:val="444746"/>
-          <w:sz w:val="21"/>
-          <w:szCs w:val="21"/>
-          <w:bdr w:val="none" w:sz="0" w:space="0" w:color="auto" w:frame="1"/>
-        </w:rPr>
-        <w:t xml:space="preserve"> </w:t>
-      </w:r>
-      <w:r>
-        <w:rPr>
-          <w:rStyle w:val="hljs-attr"/>
-          <w:color w:val="B55908"/>
-          <w:sz w:val="21"/>
-          <w:szCs w:val="21"/>
-          <w:bdr w:val="none" w:sz="0" w:space="0" w:color="auto" w:frame="1"/>
-        </w:rPr>
-        <w:t>id</w:t>
-      </w:r>
-      <w:r>
-        <w:rPr>
-          <w:rStyle w:val="hljs-tag"/>
-          <w:color w:val="444746"/>
-          <w:sz w:val="21"/>
-          <w:szCs w:val="21"/>
-          <w:bdr w:val="none" w:sz="0" w:space="0" w:color="auto" w:frame="1"/>
-        </w:rPr>
-        <w:t>=</w:t>
-      </w:r>
-      <w:r>
-        <w:rPr>
-          <w:rStyle w:val="hljs-string"/>
-          <w:rFonts w:eastAsiaTheme="majorEastAsia"/>
-          <w:color w:val="188038"/>
-          <w:sz w:val="21"/>
-          <w:szCs w:val="21"/>
-          <w:bdr w:val="none" w:sz="0" w:space="0" w:color="auto" w:frame="1"/>
-        </w:rPr>
-        <w:t>"card-modulo"</w:t>
-      </w:r>
-      <w:r>
-        <w:rPr>
-          <w:rStyle w:val="hljs-tag"/>
-          <w:color w:val="444746"/>
-          <w:sz w:val="21"/>
-          <w:szCs w:val="21"/>
-          <w:bdr w:val="none" w:sz="0" w:space="0" w:color="auto" w:frame="1"/>
-        </w:rPr>
-        <w:t xml:space="preserve"> </w:t>
-      </w:r>
-      <w:proofErr w:type="spellStart"/>
-      <w:r>
-        <w:rPr>
-          <w:rStyle w:val="hljs-attr"/>
-          <w:color w:val="B55908"/>
-          <w:sz w:val="21"/>
-          <w:szCs w:val="21"/>
-          <w:bdr w:val="none" w:sz="0" w:space="0" w:color="auto" w:frame="1"/>
-        </w:rPr>
-        <w:t>class</w:t>
-      </w:r>
-      <w:proofErr w:type="spellEnd"/>
-      <w:r>
-        <w:rPr>
-          <w:rStyle w:val="hljs-tag"/>
-          <w:color w:val="444746"/>
-          <w:sz w:val="21"/>
-          <w:szCs w:val="21"/>
-          <w:bdr w:val="none" w:sz="0" w:space="0" w:color="auto" w:frame="1"/>
-        </w:rPr>
-        <w:t>=</w:t>
-      </w:r>
-      <w:r>
-        <w:rPr>
-          <w:rStyle w:val="hljs-string"/>
-          <w:rFonts w:eastAsiaTheme="majorEastAsia"/>
-          <w:color w:val="188038"/>
-          <w:sz w:val="21"/>
-          <w:szCs w:val="21"/>
-          <w:bdr w:val="none" w:sz="0" w:space="0" w:color="auto" w:frame="1"/>
-        </w:rPr>
-        <w:t>"painel"</w:t>
-      </w:r>
-      <w:r>
-        <w:rPr>
-          <w:rStyle w:val="hljs-tag"/>
-          <w:color w:val="444746"/>
-          <w:sz w:val="21"/>
-          <w:szCs w:val="21"/>
-          <w:bdr w:val="none" w:sz="0" w:space="0" w:color="auto" w:frame="1"/>
-        </w:rPr>
-        <w:t>&gt;</w:t>
-      </w:r>
-    </w:p>
-    <w:p>
-      <w:pPr>
-        <w:pStyle w:val="Pr-formataoHTML"/>
-        <w:rPr>
-          <w:rStyle w:val="CdigoHTML"/>
-          <w:color w:val="444746"/>
-          <w:sz w:val="21"/>
-          <w:szCs w:val="21"/>
-          <w:bdr w:val="none" w:sz="0" w:space="0" w:color="auto" w:frame="1"/>
-        </w:rPr>
-      </w:pPr>
-      <w:r>
-        <w:rPr>
-          <w:rStyle w:val="CdigoHTML"/>
-          <w:color w:val="444746"/>
-          <w:sz w:val="21"/>
-          <w:szCs w:val="21"/>
-          <w:bdr w:val="none" w:sz="0" w:space="0" w:color="auto" w:frame="1"/>
-        </w:rPr>
-        <w:t xml:space="preserve">        </w:t>
-      </w:r>
-      <w:r>
-        <w:rPr>
-          <w:rStyle w:val="hljs-tag"/>
-          <w:color w:val="444746"/>
-          <w:sz w:val="21"/>
-          <w:szCs w:val="21"/>
-          <w:bdr w:val="none" w:sz="0" w:space="0" w:color="auto" w:frame="1"/>
-        </w:rPr>
-        <w:t>&lt;</w:t>
-      </w:r>
-      <w:r>
-        <w:rPr>
-          <w:rStyle w:val="hljs-name"/>
-          <w:color w:val="D93025"/>
-          <w:sz w:val="21"/>
-          <w:szCs w:val="21"/>
-          <w:bdr w:val="none" w:sz="0" w:space="0" w:color="auto" w:frame="1"/>
-        </w:rPr>
-        <w:t>h2</w:t>
-      </w:r>
-      <w:r>
-        <w:rPr>
-          <w:rStyle w:val="hljs-tag"/>
-          <w:color w:val="444746"/>
-          <w:sz w:val="21"/>
-          <w:szCs w:val="21"/>
-          <w:bdr w:val="none" w:sz="0" w:space="0" w:color="auto" w:frame="1"/>
-        </w:rPr>
-        <w:t>&gt;</w:t>
-      </w:r>
-      <w:r>
-        <w:rPr>
-          <w:rStyle w:val="CdigoHTML"/>
-          <w:color w:val="444746"/>
-          <w:sz w:val="21"/>
-          <w:szCs w:val="21"/>
-          <w:bdr w:val="none" w:sz="0" w:space="0" w:color="auto" w:frame="1"/>
-        </w:rPr>
-        <w:t>Configurações do Sistema</w:t>
-      </w:r>
-      <w:r>
-        <w:rPr>
-          <w:rStyle w:val="hljs-tag"/>
-          <w:color w:val="444746"/>
-          <w:sz w:val="21"/>
-          <w:szCs w:val="21"/>
-          <w:bdr w:val="none" w:sz="0" w:space="0" w:color="auto" w:frame="1"/>
-        </w:rPr>
-        <w:t>&lt;/</w:t>
-      </w:r>
-      <w:r>
-        <w:rPr>
-          <w:rStyle w:val="hljs-name"/>
-          <w:color w:val="D93025"/>
-          <w:sz w:val="21"/>
-          <w:szCs w:val="21"/>
-          <w:bdr w:val="none" w:sz="0" w:space="0" w:color="auto" w:frame="1"/>
-        </w:rPr>
-        <w:t>h2</w:t>
-      </w:r>
-      <w:r>
-        <w:rPr>
-          <w:rStyle w:val="hljs-tag"/>
-          <w:color w:val="444746"/>
-          <w:sz w:val="21"/>
-          <w:szCs w:val="21"/>
-          <w:bdr w:val="none" w:sz="0" w:space="0" w:color="auto" w:frame="1"/>
-        </w:rPr>
-        <w:t>&gt;</w:t>
-      </w:r>
-    </w:p>
-    <w:p>
-      <w:pPr>
-        <w:pStyle w:val="Pr-formataoHTML"/>
-        <w:rPr>
-          <w:rStyle w:val="CdigoHTML"/>
-          <w:color w:val="444746"/>
-          <w:sz w:val="21"/>
-          <w:szCs w:val="21"/>
-          <w:bdr w:val="none" w:sz="0" w:space="0" w:color="auto" w:frame="1"/>
-        </w:rPr>
-      </w:pPr>
-      <w:r>
-        <w:rPr>
-          <w:rStyle w:val="CdigoHTML"/>
-          <w:color w:val="444746"/>
-          <w:sz w:val="21"/>
-          <w:szCs w:val="21"/>
-          <w:bdr w:val="none" w:sz="0" w:space="0" w:color="auto" w:frame="1"/>
-        </w:rPr>
-        <w:t xml:space="preserve">        </w:t>
-      </w:r>
-      <w:r>
-        <w:rPr>
-          <w:rStyle w:val="hljs-tag"/>
-          <w:color w:val="444746"/>
-          <w:sz w:val="21"/>
-          <w:szCs w:val="21"/>
-          <w:bdr w:val="none" w:sz="0" w:space="0" w:color="auto" w:frame="1"/>
-        </w:rPr>
-        <w:t>&lt;</w:t>
-      </w:r>
-      <w:r>
-        <w:rPr>
-          <w:rStyle w:val="hljs-name"/>
-          <w:color w:val="D93025"/>
-          <w:sz w:val="21"/>
-          <w:szCs w:val="21"/>
-          <w:bdr w:val="none" w:sz="0" w:space="0" w:color="auto" w:frame="1"/>
-        </w:rPr>
-        <w:t>p</w:t>
-      </w:r>
-      <w:r>
-        <w:rPr>
-          <w:rStyle w:val="hljs-tag"/>
-          <w:color w:val="444746"/>
-          <w:sz w:val="21"/>
-          <w:szCs w:val="21"/>
-          <w:bdr w:val="none" w:sz="0" w:space="0" w:color="auto" w:frame="1"/>
-        </w:rPr>
-        <w:t>&gt;</w:t>
-      </w:r>
-      <w:r>
-        <w:rPr>
-          <w:rStyle w:val="CdigoHTML"/>
-          <w:color w:val="444746"/>
-          <w:sz w:val="21"/>
-          <w:szCs w:val="21"/>
-          <w:bdr w:val="none" w:sz="0" w:space="0" w:color="auto" w:frame="1"/>
-        </w:rPr>
-        <w:t>Ajuste a visualização do dashboard abaixo:</w:t>
-      </w:r>
-      <w:r>
-        <w:rPr>
-          <w:rStyle w:val="hljs-tag"/>
-          <w:color w:val="444746"/>
-          <w:sz w:val="21"/>
-          <w:szCs w:val="21"/>
-          <w:bdr w:val="none" w:sz="0" w:space="0" w:color="auto" w:frame="1"/>
-        </w:rPr>
-        <w:t>&lt;/</w:t>
-      </w:r>
-      <w:r>
-        <w:rPr>
-          <w:rStyle w:val="hljs-name"/>
-          <w:color w:val="D93025"/>
-          <w:sz w:val="21"/>
-          <w:szCs w:val="21"/>
-          <w:bdr w:val="none" w:sz="0" w:space="0" w:color="auto" w:frame="1"/>
-        </w:rPr>
-        <w:t>p</w:t>
-      </w:r>
-      <w:r>
-        <w:rPr>
-          <w:rStyle w:val="hljs-tag"/>
-          <w:color w:val="444746"/>
-          <w:sz w:val="21"/>
-          <w:szCs w:val="21"/>
-          <w:bdr w:val="none" w:sz="0" w:space="0" w:color="auto" w:frame="1"/>
-        </w:rPr>
-        <w:t>&gt;</w:t>
-      </w:r>
-    </w:p>
-    <w:p>
-      <w:pPr>
-        <w:pStyle w:val="Pr-formataoHTML"/>
-        <w:rPr>
-          <w:rStyle w:val="CdigoHTML"/>
-          <w:color w:val="444746"/>
-          <w:sz w:val="21"/>
-          <w:szCs w:val="21"/>
-          <w:bdr w:val="none" w:sz="0" w:space="0" w:color="auto" w:frame="1"/>
-        </w:rPr>
-      </w:pPr>
-      <w:r>
-        <w:rPr>
-          <w:rStyle w:val="CdigoHTML"/>
-          <w:color w:val="444746"/>
-          <w:sz w:val="21"/>
-          <w:szCs w:val="21"/>
-          <w:bdr w:val="none" w:sz="0" w:space="0" w:color="auto" w:frame="1"/>
-        </w:rPr>
-        <w:t xml:space="preserve">        </w:t>
-      </w:r>
-      <w:r>
-        <w:rPr>
-          <w:rStyle w:val="hljs-tag"/>
-          <w:color w:val="444746"/>
-          <w:sz w:val="21"/>
-          <w:szCs w:val="21"/>
-          <w:bdr w:val="none" w:sz="0" w:space="0" w:color="auto" w:frame="1"/>
-        </w:rPr>
-        <w:t>&lt;</w:t>
-      </w:r>
-      <w:proofErr w:type="spellStart"/>
-      <w:r>
-        <w:rPr>
-          <w:rStyle w:val="hljs-name"/>
-          <w:color w:val="D93025"/>
-          <w:sz w:val="21"/>
-          <w:szCs w:val="21"/>
-          <w:bdr w:val="none" w:sz="0" w:space="0" w:color="auto" w:frame="1"/>
-        </w:rPr>
-        <w:t>button</w:t>
-      </w:r>
-      <w:proofErr w:type="spellEnd"/>
-      <w:r>
-        <w:rPr>
-          <w:rStyle w:val="hljs-tag"/>
-          <w:color w:val="444746"/>
-          <w:sz w:val="21"/>
-          <w:szCs w:val="21"/>
-          <w:bdr w:val="none" w:sz="0" w:space="0" w:color="auto" w:frame="1"/>
-        </w:rPr>
-        <w:t xml:space="preserve"> </w:t>
-      </w:r>
-      <w:proofErr w:type="spellStart"/>
-      <w:r>
-        <w:rPr>
-          <w:rStyle w:val="hljs-attr"/>
-          <w:color w:val="B55908"/>
-          <w:sz w:val="21"/>
-          <w:szCs w:val="21"/>
-          <w:bdr w:val="none" w:sz="0" w:space="0" w:color="auto" w:frame="1"/>
-        </w:rPr>
-        <w:t>onclick</w:t>
-      </w:r>
-      <w:proofErr w:type="spellEnd"/>
-      <w:r>
-        <w:rPr>
-          <w:rStyle w:val="hljs-tag"/>
-          <w:color w:val="444746"/>
-          <w:sz w:val="21"/>
-          <w:szCs w:val="21"/>
-          <w:bdr w:val="none" w:sz="0" w:space="0" w:color="auto" w:frame="1"/>
-        </w:rPr>
-        <w:t>=</w:t>
-      </w:r>
-      <w:r>
-        <w:rPr>
-          <w:rStyle w:val="hljs-string"/>
-          <w:rFonts w:eastAsiaTheme="majorEastAsia"/>
-          <w:color w:val="188038"/>
-          <w:sz w:val="21"/>
-          <w:szCs w:val="21"/>
-          <w:bdr w:val="none" w:sz="0" w:space="0" w:color="auto" w:frame="1"/>
-        </w:rPr>
-        <w:t>"</w:t>
-      </w:r>
-      <w:proofErr w:type="spellStart"/>
-      <w:r>
-        <w:rPr>
-          <w:rStyle w:val="hljs-string"/>
-          <w:rFonts w:eastAsiaTheme="majorEastAsia"/>
-          <w:color w:val="188038"/>
-          <w:sz w:val="21"/>
-          <w:szCs w:val="21"/>
-          <w:bdr w:val="none" w:sz="0" w:space="0" w:color="auto" w:frame="1"/>
-        </w:rPr>
-        <w:t>trocarTema</w:t>
-      </w:r>
-      <w:proofErr w:type="spellEnd"/>
-      <w:r>
-        <w:rPr>
-          <w:rStyle w:val="hljs-string"/>
-          <w:rFonts w:eastAsiaTheme="majorEastAsia"/>
-          <w:color w:val="188038"/>
-          <w:sz w:val="21"/>
-          <w:szCs w:val="21"/>
-          <w:bdr w:val="none" w:sz="0" w:space="0" w:color="auto" w:frame="1"/>
-        </w:rPr>
-        <w:t>()"</w:t>
-      </w:r>
-      <w:r>
-        <w:rPr>
-          <w:rStyle w:val="hljs-tag"/>
-          <w:color w:val="444746"/>
-          <w:sz w:val="21"/>
-          <w:szCs w:val="21"/>
-          <w:bdr w:val="none" w:sz="0" w:space="0" w:color="auto" w:frame="1"/>
-        </w:rPr>
-        <w:t>&gt;</w:t>
-      </w:r>
-      <w:r>
-        <w:rPr>
-          <w:rStyle w:val="CdigoHTML"/>
-          <w:color w:val="444746"/>
-          <w:sz w:val="21"/>
-          <w:szCs w:val="21"/>
-          <w:bdr w:val="none" w:sz="0" w:space="0" w:color="auto" w:frame="1"/>
-        </w:rPr>
-        <w:t>Alternar Modo Escuro</w:t>
-      </w:r>
-      <w:r>
-        <w:rPr>
-          <w:rStyle w:val="hljs-tag"/>
-          <w:color w:val="444746"/>
-          <w:sz w:val="21"/>
-          <w:szCs w:val="21"/>
-          <w:bdr w:val="none" w:sz="0" w:space="0" w:color="auto" w:frame="1"/>
-        </w:rPr>
-        <w:t>&lt;/</w:t>
-      </w:r>
-      <w:proofErr w:type="spellStart"/>
-      <w:r>
-        <w:rPr>
-          <w:rStyle w:val="hljs-name"/>
-          <w:color w:val="D93025"/>
-          <w:sz w:val="21"/>
-          <w:szCs w:val="21"/>
-          <w:bdr w:val="none" w:sz="0" w:space="0" w:color="auto" w:frame="1"/>
-        </w:rPr>
-        <w:t>button</w:t>
-      </w:r>
-      <w:proofErr w:type="spellEnd"/>
-      <w:r>
-        <w:rPr>
-          <w:rStyle w:val="hljs-tag"/>
-          <w:color w:val="444746"/>
-          <w:sz w:val="21"/>
-          <w:szCs w:val="21"/>
-          <w:bdr w:val="none" w:sz="0" w:space="0" w:color="auto" w:frame="1"/>
-        </w:rPr>
-        <w:t>&gt;</w:t>
-      </w:r>
-    </w:p>
-    <w:p>
-      <w:pPr>
-        <w:pStyle w:val="Pr-formataoHTML"/>
-        <w:rPr>
-          <w:rStyle w:val="CdigoHTML"/>
-          <w:color w:val="444746"/>
-          <w:sz w:val="21"/>
-          <w:szCs w:val="21"/>
-          <w:bdr w:val="none" w:sz="0" w:space="0" w:color="auto" w:frame="1"/>
-        </w:rPr>
-      </w:pPr>
-      <w:r>
-        <w:rPr>
-          <w:rStyle w:val="CdigoHTML"/>
-          <w:color w:val="444746"/>
-          <w:sz w:val="21"/>
-          <w:szCs w:val="21"/>
-          <w:bdr w:val="none" w:sz="0" w:space="0" w:color="auto" w:frame="1"/>
-        </w:rPr>
-        <w:t xml:space="preserve">    </w:t>
-      </w:r>
-      <w:r>
-        <w:rPr>
-          <w:rStyle w:val="hljs-tag"/>
-          <w:color w:val="444746"/>
-          <w:sz w:val="21"/>
-          <w:szCs w:val="21"/>
-          <w:bdr w:val="none" w:sz="0" w:space="0" w:color="auto" w:frame="1"/>
-        </w:rPr>
-        <w:t>&lt;/</w:t>
-      </w:r>
-      <w:proofErr w:type="spellStart"/>
-      <w:r>
-        <w:rPr>
-          <w:rStyle w:val="hljs-name"/>
-          <w:color w:val="D93025"/>
-          <w:sz w:val="21"/>
-          <w:szCs w:val="21"/>
-          <w:bdr w:val="none" w:sz="0" w:space="0" w:color="auto" w:frame="1"/>
-        </w:rPr>
-        <w:t>div</w:t>
-      </w:r>
-      <w:proofErr w:type="spellEnd"/>
-      <w:r>
-        <w:rPr>
-          <w:rStyle w:val="hljs-tag"/>
-          <w:color w:val="444746"/>
-          <w:sz w:val="21"/>
-          <w:szCs w:val="21"/>
-          <w:bdr w:val="none" w:sz="0" w:space="0" w:color="auto" w:frame="1"/>
-        </w:rPr>
-        <w:t>&gt;</w:t>
-      </w:r>
-    </w:p>
-    <w:p>
-      <w:pPr>
-        <w:pStyle w:val="Pr-formataoHTML"/>
-        <w:rPr>
-          <w:rStyle w:val="CdigoHTML"/>
-          <w:color w:val="444746"/>
-          <w:sz w:val="21"/>
-          <w:szCs w:val="21"/>
-          <w:bdr w:val="none" w:sz="0" w:space="0" w:color="auto" w:frame="1"/>
-        </w:rPr>
-      </w:pPr>
-      <w:r>
-        <w:rPr>
-          <w:rStyle w:val="CdigoHTML"/>
-          <w:color w:val="444746"/>
-          <w:sz w:val="21"/>
-          <w:szCs w:val="21"/>
-          <w:bdr w:val="none" w:sz="0" w:space="0" w:color="auto" w:frame="1"/>
-        </w:rPr>
-        <w:t xml:space="preserve">    </w:t>
-      </w:r>
-      <w:r>
-        <w:rPr>
-          <w:rStyle w:val="hljs-tag"/>
-          <w:color w:val="444746"/>
-          <w:sz w:val="21"/>
-          <w:szCs w:val="21"/>
-          <w:bdr w:val="none" w:sz="0" w:space="0" w:color="auto" w:frame="1"/>
-        </w:rPr>
-        <w:t>&lt;</w:t>
-      </w:r>
-      <w:r>
-        <w:rPr>
-          <w:rStyle w:val="hljs-name"/>
-          <w:color w:val="D93025"/>
-          <w:sz w:val="21"/>
-          <w:szCs w:val="21"/>
-          <w:bdr w:val="none" w:sz="0" w:space="0" w:color="auto" w:frame="1"/>
-        </w:rPr>
-        <w:t>script</w:t>
-      </w:r>
-      <w:r>
-        <w:rPr>
-          <w:rStyle w:val="hljs-tag"/>
-          <w:color w:val="444746"/>
-          <w:sz w:val="21"/>
-          <w:szCs w:val="21"/>
-          <w:bdr w:val="none" w:sz="0" w:space="0" w:color="auto" w:frame="1"/>
-        </w:rPr>
-        <w:t xml:space="preserve"> </w:t>
-      </w:r>
-      <w:proofErr w:type="spellStart"/>
-      <w:r>
-        <w:rPr>
-          <w:rStyle w:val="hljs-attr"/>
-          <w:color w:val="B55908"/>
-          <w:sz w:val="21"/>
-          <w:szCs w:val="21"/>
-          <w:bdr w:val="none" w:sz="0" w:space="0" w:color="auto" w:frame="1"/>
-        </w:rPr>
-        <w:t>src</w:t>
-      </w:r>
-      <w:proofErr w:type="spellEnd"/>
-      <w:r>
-        <w:rPr>
-          <w:rStyle w:val="hljs-tag"/>
-          <w:color w:val="444746"/>
-          <w:sz w:val="21"/>
-          <w:szCs w:val="21"/>
-          <w:bdr w:val="none" w:sz="0" w:space="0" w:color="auto" w:frame="1"/>
-        </w:rPr>
-        <w:t>=</w:t>
-      </w:r>
-      <w:r>
-        <w:rPr>
-          <w:rStyle w:val="hljs-string"/>
-          <w:rFonts w:eastAsiaTheme="majorEastAsia"/>
-          <w:color w:val="188038"/>
-          <w:sz w:val="21"/>
-          <w:szCs w:val="21"/>
-          <w:bdr w:val="none" w:sz="0" w:space="0" w:color="auto" w:frame="1"/>
-        </w:rPr>
-        <w:t>"script.js"</w:t>
-      </w:r>
-      <w:r>
-        <w:rPr>
-          <w:rStyle w:val="hljs-tag"/>
-          <w:color w:val="444746"/>
-          <w:sz w:val="21"/>
-          <w:szCs w:val="21"/>
-          <w:bdr w:val="none" w:sz="0" w:space="0" w:color="auto" w:frame="1"/>
-        </w:rPr>
-        <w:t>&gt;&lt;/</w:t>
-      </w:r>
-      <w:r>
-        <w:rPr>
-          <w:rStyle w:val="hljs-name"/>
-          <w:color w:val="D93025"/>
-          <w:sz w:val="21"/>
-          <w:szCs w:val="21"/>
-          <w:bdr w:val="none" w:sz="0" w:space="0" w:color="auto" w:frame="1"/>
-        </w:rPr>
-        <w:t>script</w:t>
-      </w:r>
-      <w:r>
-        <w:rPr>
-          <w:rStyle w:val="hljs-tag"/>
-          <w:color w:val="444746"/>
-          <w:sz w:val="21"/>
-          <w:szCs w:val="21"/>
-          <w:bdr w:val="none" w:sz="0" w:space="0" w:color="auto" w:frame="1"/>
-        </w:rPr>
-        <w:t>&gt;</w:t>
-      </w:r>
-    </w:p>
-    <w:p>
-      <w:pPr>
-        <w:pStyle w:val="Pr-formataoHTML"/>
-        <w:rPr>
-          <w:rStyle w:val="CdigoHTML"/>
-          <w:color w:val="444746"/>
-          <w:sz w:val="21"/>
-          <w:szCs w:val="21"/>
-          <w:bdr w:val="none" w:sz="0" w:space="0" w:color="auto" w:frame="1"/>
-        </w:rPr>
-      </w:pPr>
-      <w:r>
-        <w:rPr>
-          <w:rStyle w:val="hljs-tag"/>
-          <w:color w:val="444746"/>
-          <w:sz w:val="21"/>
-          <w:szCs w:val="21"/>
-          <w:bdr w:val="none" w:sz="0" w:space="0" w:color="auto" w:frame="1"/>
-        </w:rPr>
-        <w:t>&lt;/</w:t>
-      </w:r>
-      <w:r>
-        <w:rPr>
-          <w:rStyle w:val="hljs-name"/>
-          <w:color w:val="D93025"/>
-          <w:sz w:val="21"/>
-          <w:szCs w:val="21"/>
-          <w:bdr w:val="none" w:sz="0" w:space="0" w:color="auto" w:frame="1"/>
-        </w:rPr>
-        <w:t>body</w:t>
-      </w:r>
-      <w:r>
-        <w:rPr>
-          <w:rStyle w:val="hljs-tag"/>
-          <w:color w:val="444746"/>
-          <w:sz w:val="21"/>
-          <w:szCs w:val="21"/>
-          <w:bdr w:val="none" w:sz="0" w:space="0" w:color="auto" w:frame="1"/>
-        </w:rPr>
-        <w:t>&gt;</w:t>
-      </w:r>
-    </w:p>
-    <w:p>
-      <w:pPr>
-        <w:pStyle w:val="Pr-formataoHTML"/>
-        <w:rPr>
-          <w:rStyle w:val="CdigoHTML"/>
-          <w:color w:val="444746"/>
-          <w:sz w:val="21"/>
-          <w:szCs w:val="21"/>
-          <w:bdr w:val="none" w:sz="0" w:space="0" w:color="auto" w:frame="1"/>
-        </w:rPr>
-      </w:pPr>
-      <w:r>
-        <w:rPr>
-          <w:rStyle w:val="hljs-tag"/>
-          <w:color w:val="444746"/>
-          <w:sz w:val="21"/>
-          <w:szCs w:val="21"/>
-          <w:bdr w:val="none" w:sz="0" w:space="0" w:color="auto" w:frame="1"/>
-        </w:rPr>
-        <w:t>&lt;/</w:t>
-      </w:r>
-      <w:r>
-        <w:rPr>
-          <w:rStyle w:val="hljs-name"/>
-          <w:color w:val="D93025"/>
-          <w:sz w:val="21"/>
-          <w:szCs w:val="21"/>
-          <w:bdr w:val="none" w:sz="0" w:space="0" w:color="auto" w:frame="1"/>
-        </w:rPr>
-        <w:t>html</w:t>
-      </w:r>
-      <w:r>
-        <w:rPr>
-          <w:rStyle w:val="hljs-tag"/>
-          <w:color w:val="444746"/>
-          <w:sz w:val="21"/>
-          <w:szCs w:val="21"/>
-          <w:bdr w:val="none" w:sz="0" w:space="0" w:color="auto" w:frame="1"/>
-        </w:rPr>
-        <w:t>&gt;</w:t>
-      </w:r>
-    </w:p>
-    <w:p>
-      <w:pPr>
-        <w:pStyle w:val="NormalWeb"/>
-        <w:spacing w:after="0" w:afterAutospacing="0"/>
-        <w:rPr>
-          <w:color w:val="1F1F1F"/>
-        </w:rPr>
-      </w:pPr>
-      <w:r>
-        <w:rPr>
-          <w:b/>
-          <w:bCs/>
-          <w:color w:val="1F1F1F"/>
-          <w:bdr w:val="none" w:sz="0" w:space="0" w:color="auto" w:frame="1"/>
-        </w:rPr>
-        <w:t>style.css</w:t>
-      </w:r>
-    </w:p>
-    <w:p>
-      <w:pPr>
-        <w:rPr>
-          <w:color w:val="444746"/>
-        </w:rPr>
-      </w:pPr>
-      <w:r>
-        <w:rPr>
-          <w:rStyle w:val="ng-tns-c3890557271-733"/>
-          <w:color w:val="444746"/>
-          <w:bdr w:val="none" w:sz="0" w:space="0" w:color="auto" w:frame="1"/>
-        </w:rPr>
-        <w:t>CSS</w:t>
-      </w:r>
-    </w:p>
-    <w:p>
-      <w:pPr>
-        <w:pStyle w:val="Pr-formataoHTML"/>
-        <w:rPr>
-          <w:rStyle w:val="CdigoHTML"/>
-          <w:color w:val="444746"/>
-          <w:sz w:val="21"/>
-          <w:szCs w:val="21"/>
-          <w:bdr w:val="none" w:sz="0" w:space="0" w:color="auto" w:frame="1"/>
-        </w:rPr>
-      </w:pPr>
-      <w:r>
-        <w:rPr>
-          <w:rStyle w:val="hljs-selector-tag"/>
-          <w:color w:val="D93025"/>
-          <w:sz w:val="21"/>
-          <w:szCs w:val="21"/>
-          <w:bdr w:val="none" w:sz="0" w:space="0" w:color="auto" w:frame="1"/>
-        </w:rPr>
-        <w:t>body</w:t>
-      </w:r>
-      <w:r>
-        <w:rPr>
-          <w:rStyle w:val="CdigoHTML"/>
-          <w:color w:val="444746"/>
-          <w:sz w:val="21"/>
-          <w:szCs w:val="21"/>
-          <w:bdr w:val="none" w:sz="0" w:space="0" w:color="auto" w:frame="1"/>
-        </w:rPr>
-        <w:t xml:space="preserve"> { </w:t>
-      </w:r>
-      <w:proofErr w:type="spellStart"/>
-      <w:r>
-        <w:rPr>
-          <w:rStyle w:val="hljs-attribute"/>
-          <w:color w:val="444746"/>
-          <w:sz w:val="21"/>
-          <w:szCs w:val="21"/>
-          <w:bdr w:val="none" w:sz="0" w:space="0" w:color="auto" w:frame="1"/>
-        </w:rPr>
-        <w:t>font-family</w:t>
-      </w:r>
-      <w:proofErr w:type="spellEnd"/>
-      <w:r>
-        <w:rPr>
-          <w:rStyle w:val="CdigoHTML"/>
-          <w:color w:val="444746"/>
-          <w:sz w:val="21"/>
-          <w:szCs w:val="21"/>
-          <w:bdr w:val="none" w:sz="0" w:space="0" w:color="auto" w:frame="1"/>
-        </w:rPr>
-        <w:t xml:space="preserve">: </w:t>
-      </w:r>
-      <w:proofErr w:type="spellStart"/>
-      <w:r>
-        <w:rPr>
-          <w:rStyle w:val="CdigoHTML"/>
-          <w:color w:val="444746"/>
-          <w:sz w:val="21"/>
-          <w:szCs w:val="21"/>
-          <w:bdr w:val="none" w:sz="0" w:space="0" w:color="auto" w:frame="1"/>
-        </w:rPr>
-        <w:t>sans-serif</w:t>
-      </w:r>
-      <w:proofErr w:type="spellEnd"/>
-      <w:r>
-        <w:rPr>
-          <w:rStyle w:val="CdigoHTML"/>
-          <w:color w:val="444746"/>
-          <w:sz w:val="21"/>
-          <w:szCs w:val="21"/>
-          <w:bdr w:val="none" w:sz="0" w:space="0" w:color="auto" w:frame="1"/>
-        </w:rPr>
-        <w:t xml:space="preserve">; </w:t>
-      </w:r>
-      <w:r>
-        <w:rPr>
-          <w:rStyle w:val="hljs-attribute"/>
-          <w:color w:val="444746"/>
-          <w:sz w:val="21"/>
-          <w:szCs w:val="21"/>
-          <w:bdr w:val="none" w:sz="0" w:space="0" w:color="auto" w:frame="1"/>
-        </w:rPr>
-        <w:t>background</w:t>
-      </w:r>
-      <w:r>
-        <w:rPr>
-          <w:rStyle w:val="CdigoHTML"/>
-          <w:color w:val="444746"/>
-          <w:sz w:val="21"/>
-          <w:szCs w:val="21"/>
-          <w:bdr w:val="none" w:sz="0" w:space="0" w:color="auto" w:frame="1"/>
-        </w:rPr>
-        <w:t xml:space="preserve">: </w:t>
-      </w:r>
-      <w:r>
-        <w:rPr>
-          <w:rStyle w:val="hljs-number"/>
-          <w:color w:val="B55908"/>
-          <w:sz w:val="21"/>
-          <w:szCs w:val="21"/>
-          <w:bdr w:val="none" w:sz="0" w:space="0" w:color="auto" w:frame="1"/>
-        </w:rPr>
-        <w:t>#f0f2f5</w:t>
-      </w:r>
-      <w:r>
-        <w:rPr>
-          <w:rStyle w:val="CdigoHTML"/>
-          <w:color w:val="444746"/>
-          <w:sz w:val="21"/>
-          <w:szCs w:val="21"/>
-          <w:bdr w:val="none" w:sz="0" w:space="0" w:color="auto" w:frame="1"/>
-        </w:rPr>
-        <w:t xml:space="preserve">; </w:t>
-      </w:r>
-      <w:r>
-        <w:rPr>
-          <w:rStyle w:val="hljs-attribute"/>
-          <w:color w:val="444746"/>
-          <w:sz w:val="21"/>
-          <w:szCs w:val="21"/>
-          <w:bdr w:val="none" w:sz="0" w:space="0" w:color="auto" w:frame="1"/>
-        </w:rPr>
-        <w:t>display</w:t>
-      </w:r>
-      <w:r>
-        <w:rPr>
-          <w:rStyle w:val="CdigoHTML"/>
-          <w:color w:val="444746"/>
-          <w:sz w:val="21"/>
-          <w:szCs w:val="21"/>
-          <w:bdr w:val="none" w:sz="0" w:space="0" w:color="auto" w:frame="1"/>
-        </w:rPr>
-        <w:t xml:space="preserve">: </w:t>
-      </w:r>
-      <w:proofErr w:type="spellStart"/>
-      <w:r>
-        <w:rPr>
-          <w:rStyle w:val="CdigoHTML"/>
-          <w:color w:val="444746"/>
-          <w:sz w:val="21"/>
-          <w:szCs w:val="21"/>
-          <w:bdr w:val="none" w:sz="0" w:space="0" w:color="auto" w:frame="1"/>
-        </w:rPr>
-        <w:t>flex</w:t>
-      </w:r>
-      <w:proofErr w:type="spellEnd"/>
-      <w:r>
-        <w:rPr>
-          <w:rStyle w:val="CdigoHTML"/>
-          <w:color w:val="444746"/>
-          <w:sz w:val="21"/>
-          <w:szCs w:val="21"/>
-          <w:bdr w:val="none" w:sz="0" w:space="0" w:color="auto" w:frame="1"/>
-        </w:rPr>
-        <w:t xml:space="preserve">; </w:t>
-      </w:r>
-      <w:proofErr w:type="spellStart"/>
-      <w:r>
-        <w:rPr>
-          <w:rStyle w:val="hljs-attribute"/>
-          <w:color w:val="444746"/>
-          <w:sz w:val="21"/>
-          <w:szCs w:val="21"/>
-          <w:bdr w:val="none" w:sz="0" w:space="0" w:color="auto" w:frame="1"/>
-        </w:rPr>
-        <w:t>justify-content</w:t>
-      </w:r>
-      <w:proofErr w:type="spellEnd"/>
-      <w:r>
-        <w:rPr>
-          <w:rStyle w:val="CdigoHTML"/>
-          <w:color w:val="444746"/>
-          <w:sz w:val="21"/>
-          <w:szCs w:val="21"/>
-          <w:bdr w:val="none" w:sz="0" w:space="0" w:color="auto" w:frame="1"/>
-        </w:rPr>
-        <w:t xml:space="preserve">: center; </w:t>
-      </w:r>
-      <w:proofErr w:type="spellStart"/>
-      <w:r>
-        <w:rPr>
-          <w:rStyle w:val="hljs-attribute"/>
-          <w:color w:val="444746"/>
-          <w:sz w:val="21"/>
-          <w:szCs w:val="21"/>
-          <w:bdr w:val="none" w:sz="0" w:space="0" w:color="auto" w:frame="1"/>
-        </w:rPr>
-        <w:t>align-items</w:t>
-      </w:r>
-      <w:proofErr w:type="spellEnd"/>
-      <w:r>
-        <w:rPr>
-          <w:rStyle w:val="CdigoHTML"/>
-          <w:color w:val="444746"/>
-          <w:sz w:val="21"/>
-          <w:szCs w:val="21"/>
-          <w:bdr w:val="none" w:sz="0" w:space="0" w:color="auto" w:frame="1"/>
-        </w:rPr>
-        <w:t xml:space="preserve">: center; </w:t>
-      </w:r>
-      <w:proofErr w:type="spellStart"/>
-      <w:r>
-        <w:rPr>
-          <w:rStyle w:val="hljs-attribute"/>
-          <w:color w:val="444746"/>
-          <w:sz w:val="21"/>
-          <w:szCs w:val="21"/>
-          <w:bdr w:val="none" w:sz="0" w:space="0" w:color="auto" w:frame="1"/>
-        </w:rPr>
-        <w:t>height</w:t>
-      </w:r>
-      <w:proofErr w:type="spellEnd"/>
-      <w:r>
-        <w:rPr>
-          <w:rStyle w:val="CdigoHTML"/>
-          <w:color w:val="444746"/>
-          <w:sz w:val="21"/>
-          <w:szCs w:val="21"/>
-          <w:bdr w:val="none" w:sz="0" w:space="0" w:color="auto" w:frame="1"/>
-        </w:rPr>
-        <w:t xml:space="preserve">: </w:t>
-      </w:r>
-      <w:r>
-        <w:rPr>
-          <w:rStyle w:val="hljs-number"/>
-          <w:color w:val="B55908"/>
-          <w:sz w:val="21"/>
-          <w:szCs w:val="21"/>
-          <w:bdr w:val="none" w:sz="0" w:space="0" w:color="auto" w:frame="1"/>
-        </w:rPr>
-        <w:t>100vh</w:t>
-      </w:r>
-      <w:r>
-        <w:rPr>
-          <w:rStyle w:val="CdigoHTML"/>
-          <w:color w:val="444746"/>
-          <w:sz w:val="21"/>
-          <w:szCs w:val="21"/>
-          <w:bdr w:val="none" w:sz="0" w:space="0" w:color="auto" w:frame="1"/>
-        </w:rPr>
-        <w:t xml:space="preserve">; </w:t>
-      </w:r>
-      <w:proofErr w:type="spellStart"/>
-      <w:r>
-        <w:rPr>
-          <w:rStyle w:val="hljs-attribute"/>
-          <w:color w:val="444746"/>
-          <w:sz w:val="21"/>
-          <w:szCs w:val="21"/>
-          <w:bdr w:val="none" w:sz="0" w:space="0" w:color="auto" w:frame="1"/>
-        </w:rPr>
-        <w:t>margin</w:t>
-      </w:r>
-      <w:proofErr w:type="spellEnd"/>
-      <w:r>
-        <w:rPr>
-          <w:rStyle w:val="CdigoHTML"/>
-          <w:color w:val="444746"/>
-          <w:sz w:val="21"/>
-          <w:szCs w:val="21"/>
-          <w:bdr w:val="none" w:sz="0" w:space="0" w:color="auto" w:frame="1"/>
-        </w:rPr>
-        <w:t xml:space="preserve">: </w:t>
-      </w:r>
-      <w:r>
-        <w:rPr>
-          <w:rStyle w:val="hljs-number"/>
-          <w:color w:val="B55908"/>
-          <w:sz w:val="21"/>
-          <w:szCs w:val="21"/>
-          <w:bdr w:val="none" w:sz="0" w:space="0" w:color="auto" w:frame="1"/>
-        </w:rPr>
-        <w:t>0</w:t>
-      </w:r>
-      <w:r>
-        <w:rPr>
-          <w:rStyle w:val="CdigoHTML"/>
-          <w:color w:val="444746"/>
-          <w:sz w:val="21"/>
-          <w:szCs w:val="21"/>
-          <w:bdr w:val="none" w:sz="0" w:space="0" w:color="auto" w:frame="1"/>
-        </w:rPr>
-        <w:t>; }</w:t>
-      </w:r>
-    </w:p>
-    <w:p>
-      <w:pPr>
-        <w:pStyle w:val="Pr-formataoHTML"/>
-        <w:rPr>
-          <w:rStyle w:val="CdigoHTML"/>
-          <w:color w:val="444746"/>
-          <w:sz w:val="21"/>
-          <w:szCs w:val="21"/>
-          <w:bdr w:val="none" w:sz="0" w:space="0" w:color="auto" w:frame="1"/>
-        </w:rPr>
-      </w:pPr>
-      <w:r>
-        <w:rPr>
-          <w:rStyle w:val="hljs-selector-class"/>
-          <w:color w:val="8430CE"/>
-          <w:sz w:val="21"/>
-          <w:szCs w:val="21"/>
-          <w:bdr w:val="none" w:sz="0" w:space="0" w:color="auto" w:frame="1"/>
-        </w:rPr>
-        <w:lastRenderedPageBreak/>
-        <w:t>.painel</w:t>
-      </w:r>
-      <w:r>
-        <w:rPr>
-          <w:rStyle w:val="CdigoHTML"/>
-          <w:color w:val="444746"/>
-          <w:sz w:val="21"/>
-          <w:szCs w:val="21"/>
-          <w:bdr w:val="none" w:sz="0" w:space="0" w:color="auto" w:frame="1"/>
-        </w:rPr>
-        <w:t xml:space="preserve"> { </w:t>
-      </w:r>
-      <w:r>
-        <w:rPr>
-          <w:rStyle w:val="hljs-attribute"/>
-          <w:color w:val="444746"/>
-          <w:sz w:val="21"/>
-          <w:szCs w:val="21"/>
-          <w:bdr w:val="none" w:sz="0" w:space="0" w:color="auto" w:frame="1"/>
-        </w:rPr>
-        <w:t>background</w:t>
-      </w:r>
-      <w:r>
-        <w:rPr>
-          <w:rStyle w:val="CdigoHTML"/>
-          <w:color w:val="444746"/>
-          <w:sz w:val="21"/>
-          <w:szCs w:val="21"/>
-          <w:bdr w:val="none" w:sz="0" w:space="0" w:color="auto" w:frame="1"/>
-        </w:rPr>
-        <w:t xml:space="preserve">: </w:t>
-      </w:r>
-      <w:r>
-        <w:rPr>
-          <w:rStyle w:val="hljs-number"/>
-          <w:color w:val="B55908"/>
-          <w:sz w:val="21"/>
-          <w:szCs w:val="21"/>
-          <w:bdr w:val="none" w:sz="0" w:space="0" w:color="auto" w:frame="1"/>
-        </w:rPr>
-        <w:t>#fff</w:t>
-      </w:r>
-      <w:r>
-        <w:rPr>
-          <w:rStyle w:val="CdigoHTML"/>
-          <w:color w:val="444746"/>
-          <w:sz w:val="21"/>
-          <w:szCs w:val="21"/>
-          <w:bdr w:val="none" w:sz="0" w:space="0" w:color="auto" w:frame="1"/>
-        </w:rPr>
-        <w:t xml:space="preserve">; </w:t>
-      </w:r>
-      <w:proofErr w:type="spellStart"/>
-      <w:r>
-        <w:rPr>
-          <w:rStyle w:val="hljs-attribute"/>
-          <w:color w:val="444746"/>
-          <w:sz w:val="21"/>
-          <w:szCs w:val="21"/>
-          <w:bdr w:val="none" w:sz="0" w:space="0" w:color="auto" w:frame="1"/>
-        </w:rPr>
-        <w:t>padding</w:t>
-      </w:r>
-      <w:proofErr w:type="spellEnd"/>
-      <w:r>
-        <w:rPr>
-          <w:rStyle w:val="CdigoHTML"/>
-          <w:color w:val="444746"/>
-          <w:sz w:val="21"/>
-          <w:szCs w:val="21"/>
-          <w:bdr w:val="none" w:sz="0" w:space="0" w:color="auto" w:frame="1"/>
-        </w:rPr>
-        <w:t xml:space="preserve">: </w:t>
-      </w:r>
-      <w:r>
-        <w:rPr>
-          <w:rStyle w:val="hljs-number"/>
-          <w:color w:val="B55908"/>
-          <w:sz w:val="21"/>
-          <w:szCs w:val="21"/>
-          <w:bdr w:val="none" w:sz="0" w:space="0" w:color="auto" w:frame="1"/>
-        </w:rPr>
-        <w:t>2rem</w:t>
-      </w:r>
-      <w:r>
-        <w:rPr>
-          <w:rStyle w:val="CdigoHTML"/>
-          <w:color w:val="444746"/>
-          <w:sz w:val="21"/>
-          <w:szCs w:val="21"/>
-          <w:bdr w:val="none" w:sz="0" w:space="0" w:color="auto" w:frame="1"/>
-        </w:rPr>
-        <w:t xml:space="preserve">; </w:t>
-      </w:r>
-      <w:proofErr w:type="spellStart"/>
-      <w:r>
-        <w:rPr>
-          <w:rStyle w:val="hljs-attribute"/>
-          <w:color w:val="444746"/>
-          <w:sz w:val="21"/>
-          <w:szCs w:val="21"/>
-          <w:bdr w:val="none" w:sz="0" w:space="0" w:color="auto" w:frame="1"/>
-        </w:rPr>
-        <w:t>border-radius</w:t>
-      </w:r>
-      <w:proofErr w:type="spellEnd"/>
-      <w:r>
-        <w:rPr>
-          <w:rStyle w:val="CdigoHTML"/>
-          <w:color w:val="444746"/>
-          <w:sz w:val="21"/>
-          <w:szCs w:val="21"/>
-          <w:bdr w:val="none" w:sz="0" w:space="0" w:color="auto" w:frame="1"/>
-        </w:rPr>
-        <w:t xml:space="preserve">: </w:t>
-      </w:r>
-      <w:r>
-        <w:rPr>
-          <w:rStyle w:val="hljs-number"/>
-          <w:color w:val="B55908"/>
-          <w:sz w:val="21"/>
-          <w:szCs w:val="21"/>
-          <w:bdr w:val="none" w:sz="0" w:space="0" w:color="auto" w:frame="1"/>
-        </w:rPr>
-        <w:t>12px</w:t>
-      </w:r>
-      <w:r>
-        <w:rPr>
-          <w:rStyle w:val="CdigoHTML"/>
-          <w:color w:val="444746"/>
-          <w:sz w:val="21"/>
-          <w:szCs w:val="21"/>
-          <w:bdr w:val="none" w:sz="0" w:space="0" w:color="auto" w:frame="1"/>
-        </w:rPr>
-        <w:t xml:space="preserve">; </w:t>
-      </w:r>
-      <w:r>
-        <w:rPr>
-          <w:rStyle w:val="hljs-attribute"/>
-          <w:color w:val="444746"/>
-          <w:sz w:val="21"/>
-          <w:szCs w:val="21"/>
-          <w:bdr w:val="none" w:sz="0" w:space="0" w:color="auto" w:frame="1"/>
-        </w:rPr>
-        <w:t>box-</w:t>
-      </w:r>
-      <w:proofErr w:type="spellStart"/>
-      <w:r>
-        <w:rPr>
-          <w:rStyle w:val="hljs-attribute"/>
-          <w:color w:val="444746"/>
-          <w:sz w:val="21"/>
-          <w:szCs w:val="21"/>
-          <w:bdr w:val="none" w:sz="0" w:space="0" w:color="auto" w:frame="1"/>
-        </w:rPr>
-        <w:t>shadow</w:t>
-      </w:r>
-      <w:proofErr w:type="spellEnd"/>
-      <w:r>
-        <w:rPr>
-          <w:rStyle w:val="CdigoHTML"/>
-          <w:color w:val="444746"/>
-          <w:sz w:val="21"/>
-          <w:szCs w:val="21"/>
-          <w:bdr w:val="none" w:sz="0" w:space="0" w:color="auto" w:frame="1"/>
-        </w:rPr>
-        <w:t xml:space="preserve">: </w:t>
-      </w:r>
-      <w:r>
-        <w:rPr>
-          <w:rStyle w:val="hljs-number"/>
-          <w:color w:val="B55908"/>
-          <w:sz w:val="21"/>
-          <w:szCs w:val="21"/>
-          <w:bdr w:val="none" w:sz="0" w:space="0" w:color="auto" w:frame="1"/>
-        </w:rPr>
-        <w:t>0</w:t>
-      </w:r>
-      <w:r>
-        <w:rPr>
-          <w:rStyle w:val="CdigoHTML"/>
-          <w:color w:val="444746"/>
-          <w:sz w:val="21"/>
-          <w:szCs w:val="21"/>
-          <w:bdr w:val="none" w:sz="0" w:space="0" w:color="auto" w:frame="1"/>
-        </w:rPr>
-        <w:t xml:space="preserve"> </w:t>
-      </w:r>
-      <w:r>
-        <w:rPr>
-          <w:rStyle w:val="hljs-number"/>
-          <w:color w:val="B55908"/>
-          <w:sz w:val="21"/>
-          <w:szCs w:val="21"/>
-          <w:bdr w:val="none" w:sz="0" w:space="0" w:color="auto" w:frame="1"/>
-        </w:rPr>
-        <w:t>4px</w:t>
-      </w:r>
-      <w:r>
-        <w:rPr>
-          <w:rStyle w:val="CdigoHTML"/>
-          <w:color w:val="444746"/>
-          <w:sz w:val="21"/>
-          <w:szCs w:val="21"/>
-          <w:bdr w:val="none" w:sz="0" w:space="0" w:color="auto" w:frame="1"/>
-        </w:rPr>
-        <w:t xml:space="preserve"> </w:t>
-      </w:r>
-      <w:r>
-        <w:rPr>
-          <w:rStyle w:val="hljs-number"/>
-          <w:color w:val="B55908"/>
-          <w:sz w:val="21"/>
-          <w:szCs w:val="21"/>
-          <w:bdr w:val="none" w:sz="0" w:space="0" w:color="auto" w:frame="1"/>
-        </w:rPr>
-        <w:t>10px</w:t>
-      </w:r>
-      <w:r>
-        <w:rPr>
-          <w:rStyle w:val="CdigoHTML"/>
-          <w:color w:val="444746"/>
-          <w:sz w:val="21"/>
-          <w:szCs w:val="21"/>
-          <w:bdr w:val="none" w:sz="0" w:space="0" w:color="auto" w:frame="1"/>
-        </w:rPr>
-        <w:t xml:space="preserve"> </w:t>
-      </w:r>
-      <w:proofErr w:type="spellStart"/>
-      <w:r>
-        <w:rPr>
-          <w:rStyle w:val="hljs-builtin"/>
-          <w:color w:val="1967D2"/>
-          <w:sz w:val="21"/>
-          <w:szCs w:val="21"/>
-          <w:bdr w:val="none" w:sz="0" w:space="0" w:color="auto" w:frame="1"/>
-        </w:rPr>
-        <w:t>rgba</w:t>
-      </w:r>
-      <w:proofErr w:type="spellEnd"/>
-      <w:r>
-        <w:rPr>
-          <w:rStyle w:val="CdigoHTML"/>
-          <w:color w:val="444746"/>
-          <w:sz w:val="21"/>
-          <w:szCs w:val="21"/>
-          <w:bdr w:val="none" w:sz="0" w:space="0" w:color="auto" w:frame="1"/>
-        </w:rPr>
-        <w:t>(</w:t>
-      </w:r>
-      <w:r>
-        <w:rPr>
-          <w:rStyle w:val="hljs-number"/>
-          <w:color w:val="B55908"/>
-          <w:sz w:val="21"/>
-          <w:szCs w:val="21"/>
-          <w:bdr w:val="none" w:sz="0" w:space="0" w:color="auto" w:frame="1"/>
-        </w:rPr>
-        <w:t>0</w:t>
-      </w:r>
-      <w:r>
-        <w:rPr>
-          <w:rStyle w:val="CdigoHTML"/>
-          <w:color w:val="444746"/>
-          <w:sz w:val="21"/>
-          <w:szCs w:val="21"/>
-          <w:bdr w:val="none" w:sz="0" w:space="0" w:color="auto" w:frame="1"/>
-        </w:rPr>
-        <w:t>,</w:t>
-      </w:r>
-      <w:r>
-        <w:rPr>
-          <w:rStyle w:val="hljs-number"/>
-          <w:color w:val="B55908"/>
-          <w:sz w:val="21"/>
-          <w:szCs w:val="21"/>
-          <w:bdr w:val="none" w:sz="0" w:space="0" w:color="auto" w:frame="1"/>
-        </w:rPr>
-        <w:t>0</w:t>
-      </w:r>
-      <w:r>
-        <w:rPr>
-          <w:rStyle w:val="CdigoHTML"/>
-          <w:color w:val="444746"/>
-          <w:sz w:val="21"/>
-          <w:szCs w:val="21"/>
-          <w:bdr w:val="none" w:sz="0" w:space="0" w:color="auto" w:frame="1"/>
-        </w:rPr>
-        <w:t>,</w:t>
-      </w:r>
-      <w:r>
-        <w:rPr>
-          <w:rStyle w:val="hljs-number"/>
-          <w:color w:val="B55908"/>
-          <w:sz w:val="21"/>
-          <w:szCs w:val="21"/>
-          <w:bdr w:val="none" w:sz="0" w:space="0" w:color="auto" w:frame="1"/>
-        </w:rPr>
-        <w:t>0</w:t>
-      </w:r>
-      <w:r>
-        <w:rPr>
-          <w:rStyle w:val="CdigoHTML"/>
-          <w:color w:val="444746"/>
-          <w:sz w:val="21"/>
-          <w:szCs w:val="21"/>
-          <w:bdr w:val="none" w:sz="0" w:space="0" w:color="auto" w:frame="1"/>
-        </w:rPr>
-        <w:t>,</w:t>
-      </w:r>
-      <w:r>
-        <w:rPr>
-          <w:rStyle w:val="hljs-number"/>
-          <w:color w:val="B55908"/>
-          <w:sz w:val="21"/>
-          <w:szCs w:val="21"/>
-          <w:bdr w:val="none" w:sz="0" w:space="0" w:color="auto" w:frame="1"/>
-        </w:rPr>
-        <w:t>0.1</w:t>
-      </w:r>
-      <w:r>
-        <w:rPr>
-          <w:rStyle w:val="CdigoHTML"/>
-          <w:color w:val="444746"/>
-          <w:sz w:val="21"/>
-          <w:szCs w:val="21"/>
-          <w:bdr w:val="none" w:sz="0" w:space="0" w:color="auto" w:frame="1"/>
-        </w:rPr>
-        <w:t xml:space="preserve">); </w:t>
-      </w:r>
-      <w:proofErr w:type="spellStart"/>
-      <w:r>
-        <w:rPr>
-          <w:rStyle w:val="hljs-attribute"/>
-          <w:color w:val="444746"/>
-          <w:sz w:val="21"/>
-          <w:szCs w:val="21"/>
-          <w:bdr w:val="none" w:sz="0" w:space="0" w:color="auto" w:frame="1"/>
-        </w:rPr>
-        <w:t>text-align</w:t>
-      </w:r>
-      <w:proofErr w:type="spellEnd"/>
-      <w:r>
-        <w:rPr>
-          <w:rStyle w:val="CdigoHTML"/>
-          <w:color w:val="444746"/>
-          <w:sz w:val="21"/>
-          <w:szCs w:val="21"/>
-          <w:bdr w:val="none" w:sz="0" w:space="0" w:color="auto" w:frame="1"/>
-        </w:rPr>
-        <w:t xml:space="preserve">: center; </w:t>
-      </w:r>
-      <w:proofErr w:type="spellStart"/>
-      <w:r>
-        <w:rPr>
-          <w:rStyle w:val="hljs-attribute"/>
-          <w:color w:val="444746"/>
-          <w:sz w:val="21"/>
-          <w:szCs w:val="21"/>
-          <w:bdr w:val="none" w:sz="0" w:space="0" w:color="auto" w:frame="1"/>
-        </w:rPr>
-        <w:t>transition</w:t>
-      </w:r>
-      <w:proofErr w:type="spellEnd"/>
-      <w:r>
-        <w:rPr>
-          <w:rStyle w:val="CdigoHTML"/>
-          <w:color w:val="444746"/>
-          <w:sz w:val="21"/>
-          <w:szCs w:val="21"/>
-          <w:bdr w:val="none" w:sz="0" w:space="0" w:color="auto" w:frame="1"/>
-        </w:rPr>
-        <w:t xml:space="preserve">: </w:t>
-      </w:r>
-      <w:r>
-        <w:rPr>
-          <w:rStyle w:val="hljs-number"/>
-          <w:color w:val="B55908"/>
-          <w:sz w:val="21"/>
-          <w:szCs w:val="21"/>
-          <w:bdr w:val="none" w:sz="0" w:space="0" w:color="auto" w:frame="1"/>
-        </w:rPr>
-        <w:t>0.4s</w:t>
-      </w:r>
-      <w:r>
-        <w:rPr>
-          <w:rStyle w:val="CdigoHTML"/>
-          <w:color w:val="444746"/>
-          <w:sz w:val="21"/>
-          <w:szCs w:val="21"/>
-          <w:bdr w:val="none" w:sz="0" w:space="0" w:color="auto" w:frame="1"/>
-        </w:rPr>
-        <w:t>; }</w:t>
-      </w:r>
-    </w:p>
-    <w:p>
-      <w:pPr>
-        <w:pStyle w:val="Pr-formataoHTML"/>
-        <w:rPr>
-          <w:rStyle w:val="CdigoHTML"/>
-          <w:color w:val="444746"/>
-          <w:sz w:val="21"/>
-          <w:szCs w:val="21"/>
-          <w:bdr w:val="none" w:sz="0" w:space="0" w:color="auto" w:frame="1"/>
-        </w:rPr>
-      </w:pPr>
-      <w:proofErr w:type="spellStart"/>
-      <w:r>
-        <w:rPr>
-          <w:rStyle w:val="hljs-selector-tag"/>
-          <w:color w:val="D93025"/>
-          <w:sz w:val="21"/>
-          <w:szCs w:val="21"/>
-          <w:bdr w:val="none" w:sz="0" w:space="0" w:color="auto" w:frame="1"/>
-        </w:rPr>
-        <w:t>button</w:t>
-      </w:r>
-      <w:proofErr w:type="spellEnd"/>
-      <w:r>
-        <w:rPr>
-          <w:rStyle w:val="CdigoHTML"/>
-          <w:color w:val="444746"/>
-          <w:sz w:val="21"/>
-          <w:szCs w:val="21"/>
-          <w:bdr w:val="none" w:sz="0" w:space="0" w:color="auto" w:frame="1"/>
-        </w:rPr>
-        <w:t xml:space="preserve"> { </w:t>
-      </w:r>
-      <w:r>
-        <w:rPr>
-          <w:rStyle w:val="hljs-attribute"/>
-          <w:color w:val="444746"/>
-          <w:sz w:val="21"/>
-          <w:szCs w:val="21"/>
-          <w:bdr w:val="none" w:sz="0" w:space="0" w:color="auto" w:frame="1"/>
-        </w:rPr>
-        <w:t>background</w:t>
-      </w:r>
-      <w:r>
-        <w:rPr>
-          <w:rStyle w:val="CdigoHTML"/>
-          <w:color w:val="444746"/>
-          <w:sz w:val="21"/>
-          <w:szCs w:val="21"/>
-          <w:bdr w:val="none" w:sz="0" w:space="0" w:color="auto" w:frame="1"/>
-        </w:rPr>
-        <w:t xml:space="preserve">: </w:t>
-      </w:r>
-      <w:r>
-        <w:rPr>
-          <w:rStyle w:val="hljs-number"/>
-          <w:color w:val="B55908"/>
-          <w:sz w:val="21"/>
-          <w:szCs w:val="21"/>
-          <w:bdr w:val="none" w:sz="0" w:space="0" w:color="auto" w:frame="1"/>
-        </w:rPr>
-        <w:t>#333</w:t>
-      </w:r>
-      <w:r>
-        <w:rPr>
-          <w:rStyle w:val="CdigoHTML"/>
-          <w:color w:val="444746"/>
-          <w:sz w:val="21"/>
-          <w:szCs w:val="21"/>
-          <w:bdr w:val="none" w:sz="0" w:space="0" w:color="auto" w:frame="1"/>
-        </w:rPr>
-        <w:t xml:space="preserve">; </w:t>
-      </w:r>
-      <w:r>
-        <w:rPr>
-          <w:rStyle w:val="hljs-attribute"/>
-          <w:color w:val="444746"/>
-          <w:sz w:val="21"/>
-          <w:szCs w:val="21"/>
-          <w:bdr w:val="none" w:sz="0" w:space="0" w:color="auto" w:frame="1"/>
-        </w:rPr>
-        <w:t>color</w:t>
-      </w:r>
-      <w:r>
-        <w:rPr>
-          <w:rStyle w:val="CdigoHTML"/>
-          <w:color w:val="444746"/>
-          <w:sz w:val="21"/>
-          <w:szCs w:val="21"/>
-          <w:bdr w:val="none" w:sz="0" w:space="0" w:color="auto" w:frame="1"/>
-        </w:rPr>
-        <w:t xml:space="preserve">: </w:t>
-      </w:r>
-      <w:proofErr w:type="spellStart"/>
-      <w:r>
-        <w:rPr>
-          <w:rStyle w:val="CdigoHTML"/>
-          <w:color w:val="444746"/>
-          <w:sz w:val="21"/>
-          <w:szCs w:val="21"/>
-          <w:bdr w:val="none" w:sz="0" w:space="0" w:color="auto" w:frame="1"/>
-        </w:rPr>
-        <w:t>white</w:t>
-      </w:r>
-      <w:proofErr w:type="spellEnd"/>
-      <w:r>
-        <w:rPr>
-          <w:rStyle w:val="CdigoHTML"/>
-          <w:color w:val="444746"/>
-          <w:sz w:val="21"/>
-          <w:szCs w:val="21"/>
-          <w:bdr w:val="none" w:sz="0" w:space="0" w:color="auto" w:frame="1"/>
-        </w:rPr>
-        <w:t xml:space="preserve">; </w:t>
-      </w:r>
-      <w:proofErr w:type="spellStart"/>
-      <w:r>
-        <w:rPr>
-          <w:rStyle w:val="hljs-attribute"/>
-          <w:color w:val="444746"/>
-          <w:sz w:val="21"/>
-          <w:szCs w:val="21"/>
-          <w:bdr w:val="none" w:sz="0" w:space="0" w:color="auto" w:frame="1"/>
-        </w:rPr>
-        <w:t>border</w:t>
-      </w:r>
-      <w:proofErr w:type="spellEnd"/>
-      <w:r>
-        <w:rPr>
-          <w:rStyle w:val="CdigoHTML"/>
-          <w:color w:val="444746"/>
-          <w:sz w:val="21"/>
-          <w:szCs w:val="21"/>
-          <w:bdr w:val="none" w:sz="0" w:space="0" w:color="auto" w:frame="1"/>
-        </w:rPr>
-        <w:t xml:space="preserve">: </w:t>
-      </w:r>
-      <w:proofErr w:type="spellStart"/>
-      <w:r>
-        <w:rPr>
-          <w:rStyle w:val="CdigoHTML"/>
-          <w:color w:val="444746"/>
-          <w:sz w:val="21"/>
-          <w:szCs w:val="21"/>
-          <w:bdr w:val="none" w:sz="0" w:space="0" w:color="auto" w:frame="1"/>
-        </w:rPr>
-        <w:t>none</w:t>
-      </w:r>
-      <w:proofErr w:type="spellEnd"/>
-      <w:r>
-        <w:rPr>
-          <w:rStyle w:val="CdigoHTML"/>
-          <w:color w:val="444746"/>
-          <w:sz w:val="21"/>
-          <w:szCs w:val="21"/>
-          <w:bdr w:val="none" w:sz="0" w:space="0" w:color="auto" w:frame="1"/>
-        </w:rPr>
-        <w:t xml:space="preserve">; </w:t>
-      </w:r>
-      <w:proofErr w:type="spellStart"/>
-      <w:r>
-        <w:rPr>
-          <w:rStyle w:val="hljs-attribute"/>
-          <w:color w:val="444746"/>
-          <w:sz w:val="21"/>
-          <w:szCs w:val="21"/>
-          <w:bdr w:val="none" w:sz="0" w:space="0" w:color="auto" w:frame="1"/>
-        </w:rPr>
-        <w:t>padding</w:t>
-      </w:r>
-      <w:proofErr w:type="spellEnd"/>
-      <w:r>
-        <w:rPr>
-          <w:rStyle w:val="CdigoHTML"/>
-          <w:color w:val="444746"/>
-          <w:sz w:val="21"/>
-          <w:szCs w:val="21"/>
-          <w:bdr w:val="none" w:sz="0" w:space="0" w:color="auto" w:frame="1"/>
-        </w:rPr>
-        <w:t xml:space="preserve">: </w:t>
-      </w:r>
-      <w:r>
-        <w:rPr>
-          <w:rStyle w:val="hljs-number"/>
-          <w:color w:val="B55908"/>
-          <w:sz w:val="21"/>
-          <w:szCs w:val="21"/>
-          <w:bdr w:val="none" w:sz="0" w:space="0" w:color="auto" w:frame="1"/>
-        </w:rPr>
-        <w:t>10px</w:t>
-      </w:r>
-      <w:r>
-        <w:rPr>
-          <w:rStyle w:val="CdigoHTML"/>
-          <w:color w:val="444746"/>
-          <w:sz w:val="21"/>
-          <w:szCs w:val="21"/>
-          <w:bdr w:val="none" w:sz="0" w:space="0" w:color="auto" w:frame="1"/>
-        </w:rPr>
-        <w:t xml:space="preserve"> </w:t>
-      </w:r>
-      <w:r>
-        <w:rPr>
-          <w:rStyle w:val="hljs-number"/>
-          <w:color w:val="B55908"/>
-          <w:sz w:val="21"/>
-          <w:szCs w:val="21"/>
-          <w:bdr w:val="none" w:sz="0" w:space="0" w:color="auto" w:frame="1"/>
-        </w:rPr>
-        <w:t>20px</w:t>
-      </w:r>
-      <w:r>
-        <w:rPr>
-          <w:rStyle w:val="CdigoHTML"/>
-          <w:color w:val="444746"/>
-          <w:sz w:val="21"/>
-          <w:szCs w:val="21"/>
-          <w:bdr w:val="none" w:sz="0" w:space="0" w:color="auto" w:frame="1"/>
-        </w:rPr>
-        <w:t xml:space="preserve">; </w:t>
-      </w:r>
-      <w:proofErr w:type="spellStart"/>
-      <w:r>
-        <w:rPr>
-          <w:rStyle w:val="hljs-attribute"/>
-          <w:color w:val="444746"/>
-          <w:sz w:val="21"/>
-          <w:szCs w:val="21"/>
-          <w:bdr w:val="none" w:sz="0" w:space="0" w:color="auto" w:frame="1"/>
-        </w:rPr>
-        <w:t>border-radius</w:t>
-      </w:r>
-      <w:proofErr w:type="spellEnd"/>
-      <w:r>
-        <w:rPr>
-          <w:rStyle w:val="CdigoHTML"/>
-          <w:color w:val="444746"/>
-          <w:sz w:val="21"/>
-          <w:szCs w:val="21"/>
-          <w:bdr w:val="none" w:sz="0" w:space="0" w:color="auto" w:frame="1"/>
-        </w:rPr>
-        <w:t xml:space="preserve">: </w:t>
-      </w:r>
-      <w:r>
-        <w:rPr>
-          <w:rStyle w:val="hljs-number"/>
-          <w:color w:val="B55908"/>
-          <w:sz w:val="21"/>
-          <w:szCs w:val="21"/>
-          <w:bdr w:val="none" w:sz="0" w:space="0" w:color="auto" w:frame="1"/>
-        </w:rPr>
-        <w:t>5px</w:t>
-      </w:r>
-      <w:r>
-        <w:rPr>
-          <w:rStyle w:val="CdigoHTML"/>
-          <w:color w:val="444746"/>
-          <w:sz w:val="21"/>
-          <w:szCs w:val="21"/>
-          <w:bdr w:val="none" w:sz="0" w:space="0" w:color="auto" w:frame="1"/>
-        </w:rPr>
-        <w:t xml:space="preserve">; </w:t>
-      </w:r>
-      <w:r>
-        <w:rPr>
-          <w:rStyle w:val="hljs-attribute"/>
-          <w:color w:val="444746"/>
-          <w:sz w:val="21"/>
-          <w:szCs w:val="21"/>
-          <w:bdr w:val="none" w:sz="0" w:space="0" w:color="auto" w:frame="1"/>
-        </w:rPr>
-        <w:t>cursor</w:t>
-      </w:r>
-      <w:r>
-        <w:rPr>
-          <w:rStyle w:val="CdigoHTML"/>
-          <w:color w:val="444746"/>
-          <w:sz w:val="21"/>
-          <w:szCs w:val="21"/>
-          <w:bdr w:val="none" w:sz="0" w:space="0" w:color="auto" w:frame="1"/>
-        </w:rPr>
-        <w:t>: pointer; }</w:t>
-      </w:r>
-    </w:p>
-    <w:p>
-      <w:pPr>
-        <w:pStyle w:val="Pr-formataoHTML"/>
-        <w:rPr>
-          <w:rStyle w:val="CdigoHTML"/>
-          <w:color w:val="444746"/>
-          <w:sz w:val="21"/>
-          <w:szCs w:val="21"/>
-          <w:bdr w:val="none" w:sz="0" w:space="0" w:color="auto" w:frame="1"/>
-        </w:rPr>
-      </w:pPr>
-    </w:p>
-    <w:p>
-      <w:pPr>
-        <w:pStyle w:val="Pr-formataoHTML"/>
-        <w:rPr>
-          <w:rStyle w:val="CdigoHTML"/>
-          <w:color w:val="444746"/>
-          <w:sz w:val="21"/>
-          <w:szCs w:val="21"/>
-          <w:bdr w:val="none" w:sz="0" w:space="0" w:color="auto" w:frame="1"/>
-        </w:rPr>
-      </w:pPr>
-      <w:r>
-        <w:rPr>
-          <w:rStyle w:val="hljs-comment"/>
-          <w:color w:val="5F6368"/>
-          <w:sz w:val="21"/>
-          <w:szCs w:val="21"/>
-          <w:bdr w:val="none" w:sz="0" w:space="0" w:color="auto" w:frame="1"/>
-        </w:rPr>
-        <w:t>/* Classe de Estado Escuro */</w:t>
-      </w:r>
-    </w:p>
-    <w:p>
-      <w:pPr>
-        <w:pStyle w:val="Pr-formataoHTML"/>
-        <w:rPr>
-          <w:rStyle w:val="CdigoHTML"/>
-          <w:color w:val="444746"/>
-          <w:sz w:val="21"/>
-          <w:szCs w:val="21"/>
-          <w:bdr w:val="none" w:sz="0" w:space="0" w:color="auto" w:frame="1"/>
-        </w:rPr>
-      </w:pPr>
-      <w:r>
-        <w:rPr>
-          <w:rStyle w:val="hljs-selector-class"/>
-          <w:color w:val="8430CE"/>
-          <w:sz w:val="21"/>
-          <w:szCs w:val="21"/>
-          <w:bdr w:val="none" w:sz="0" w:space="0" w:color="auto" w:frame="1"/>
-        </w:rPr>
-        <w:t>.</w:t>
-      </w:r>
-      <w:proofErr w:type="spellStart"/>
-      <w:r>
-        <w:rPr>
-          <w:rStyle w:val="hljs-selector-class"/>
-          <w:color w:val="8430CE"/>
-          <w:sz w:val="21"/>
-          <w:szCs w:val="21"/>
-          <w:bdr w:val="none" w:sz="0" w:space="0" w:color="auto" w:frame="1"/>
-        </w:rPr>
-        <w:t>dark-mode</w:t>
-      </w:r>
-      <w:proofErr w:type="spellEnd"/>
-      <w:r>
-        <w:rPr>
-          <w:rStyle w:val="CdigoHTML"/>
-          <w:color w:val="444746"/>
-          <w:sz w:val="21"/>
-          <w:szCs w:val="21"/>
-          <w:bdr w:val="none" w:sz="0" w:space="0" w:color="auto" w:frame="1"/>
-        </w:rPr>
-        <w:t xml:space="preserve"> { </w:t>
-      </w:r>
-      <w:r>
-        <w:rPr>
-          <w:rStyle w:val="hljs-attribute"/>
-          <w:color w:val="444746"/>
-          <w:sz w:val="21"/>
-          <w:szCs w:val="21"/>
-          <w:bdr w:val="none" w:sz="0" w:space="0" w:color="auto" w:frame="1"/>
-        </w:rPr>
-        <w:t>background</w:t>
-      </w:r>
-      <w:r>
-        <w:rPr>
-          <w:rStyle w:val="CdigoHTML"/>
-          <w:color w:val="444746"/>
-          <w:sz w:val="21"/>
-          <w:szCs w:val="21"/>
-          <w:bdr w:val="none" w:sz="0" w:space="0" w:color="auto" w:frame="1"/>
-        </w:rPr>
-        <w:t xml:space="preserve">: </w:t>
-      </w:r>
-      <w:r>
-        <w:rPr>
-          <w:rStyle w:val="hljs-number"/>
-          <w:color w:val="B55908"/>
-          <w:sz w:val="21"/>
-          <w:szCs w:val="21"/>
-          <w:bdr w:val="none" w:sz="0" w:space="0" w:color="auto" w:frame="1"/>
-        </w:rPr>
-        <w:t>#2c3e50</w:t>
-      </w:r>
-      <w:r>
-        <w:rPr>
-          <w:rStyle w:val="CdigoHTML"/>
-          <w:color w:val="444746"/>
-          <w:sz w:val="21"/>
-          <w:szCs w:val="21"/>
-          <w:bdr w:val="none" w:sz="0" w:space="0" w:color="auto" w:frame="1"/>
-        </w:rPr>
-        <w:t xml:space="preserve">; </w:t>
-      </w:r>
-      <w:r>
-        <w:rPr>
-          <w:rStyle w:val="hljs-attribute"/>
-          <w:color w:val="444746"/>
-          <w:sz w:val="21"/>
-          <w:szCs w:val="21"/>
-          <w:bdr w:val="none" w:sz="0" w:space="0" w:color="auto" w:frame="1"/>
-        </w:rPr>
-        <w:t>color</w:t>
-      </w:r>
-      <w:r>
-        <w:rPr>
-          <w:rStyle w:val="CdigoHTML"/>
-          <w:color w:val="444746"/>
-          <w:sz w:val="21"/>
-          <w:szCs w:val="21"/>
-          <w:bdr w:val="none" w:sz="0" w:space="0" w:color="auto" w:frame="1"/>
-        </w:rPr>
-        <w:t xml:space="preserve">: </w:t>
-      </w:r>
-      <w:r>
-        <w:rPr>
-          <w:rStyle w:val="hljs-number"/>
-          <w:color w:val="B55908"/>
-          <w:sz w:val="21"/>
-          <w:szCs w:val="21"/>
-          <w:bdr w:val="none" w:sz="0" w:space="0" w:color="auto" w:frame="1"/>
-        </w:rPr>
-        <w:t>#ecf0f1</w:t>
-      </w:r>
-      <w:r>
-        <w:rPr>
-          <w:rStyle w:val="CdigoHTML"/>
-          <w:color w:val="444746"/>
-          <w:sz w:val="21"/>
-          <w:szCs w:val="21"/>
-          <w:bdr w:val="none" w:sz="0" w:space="0" w:color="auto" w:frame="1"/>
-        </w:rPr>
-        <w:t>; }</w:t>
-      </w:r>
-    </w:p>
-    <w:p>
-      <w:pPr>
-        <w:pStyle w:val="Pr-formataoHTML"/>
-        <w:rPr>
-          <w:rStyle w:val="CdigoHTML"/>
-          <w:color w:val="444746"/>
-          <w:sz w:val="21"/>
-          <w:szCs w:val="21"/>
-          <w:bdr w:val="none" w:sz="0" w:space="0" w:color="auto" w:frame="1"/>
-        </w:rPr>
-      </w:pPr>
-      <w:r>
-        <w:rPr>
-          <w:rStyle w:val="hljs-selector-class"/>
-          <w:color w:val="8430CE"/>
-          <w:sz w:val="21"/>
-          <w:szCs w:val="21"/>
-          <w:bdr w:val="none" w:sz="0" w:space="0" w:color="auto" w:frame="1"/>
-        </w:rPr>
-        <w:t>.</w:t>
-      </w:r>
-      <w:proofErr w:type="spellStart"/>
-      <w:r>
-        <w:rPr>
-          <w:rStyle w:val="hljs-selector-class"/>
-          <w:color w:val="8430CE"/>
-          <w:sz w:val="21"/>
-          <w:szCs w:val="21"/>
-          <w:bdr w:val="none" w:sz="0" w:space="0" w:color="auto" w:frame="1"/>
-        </w:rPr>
-        <w:t>dark-mode</w:t>
-      </w:r>
-      <w:proofErr w:type="spellEnd"/>
-      <w:r>
-        <w:rPr>
-          <w:rStyle w:val="CdigoHTML"/>
-          <w:color w:val="444746"/>
-          <w:sz w:val="21"/>
-          <w:szCs w:val="21"/>
-          <w:bdr w:val="none" w:sz="0" w:space="0" w:color="auto" w:frame="1"/>
-        </w:rPr>
-        <w:t xml:space="preserve"> </w:t>
-      </w:r>
-      <w:proofErr w:type="spellStart"/>
-      <w:r>
-        <w:rPr>
-          <w:rStyle w:val="hljs-selector-tag"/>
-          <w:color w:val="D93025"/>
-          <w:sz w:val="21"/>
-          <w:szCs w:val="21"/>
-          <w:bdr w:val="none" w:sz="0" w:space="0" w:color="auto" w:frame="1"/>
-        </w:rPr>
-        <w:t>button</w:t>
-      </w:r>
-      <w:proofErr w:type="spellEnd"/>
-      <w:r>
-        <w:rPr>
-          <w:rStyle w:val="CdigoHTML"/>
-          <w:color w:val="444746"/>
-          <w:sz w:val="21"/>
-          <w:szCs w:val="21"/>
-          <w:bdr w:val="none" w:sz="0" w:space="0" w:color="auto" w:frame="1"/>
-        </w:rPr>
-        <w:t xml:space="preserve"> { </w:t>
-      </w:r>
-      <w:r>
-        <w:rPr>
-          <w:rStyle w:val="hljs-attribute"/>
-          <w:color w:val="444746"/>
-          <w:sz w:val="21"/>
-          <w:szCs w:val="21"/>
-          <w:bdr w:val="none" w:sz="0" w:space="0" w:color="auto" w:frame="1"/>
-        </w:rPr>
-        <w:t>background</w:t>
-      </w:r>
-      <w:r>
-        <w:rPr>
-          <w:rStyle w:val="CdigoHTML"/>
-          <w:color w:val="444746"/>
-          <w:sz w:val="21"/>
-          <w:szCs w:val="21"/>
-          <w:bdr w:val="none" w:sz="0" w:space="0" w:color="auto" w:frame="1"/>
-        </w:rPr>
-        <w:t xml:space="preserve">: </w:t>
-      </w:r>
-      <w:r>
-        <w:rPr>
-          <w:rStyle w:val="hljs-number"/>
-          <w:color w:val="B55908"/>
-          <w:sz w:val="21"/>
-          <w:szCs w:val="21"/>
-          <w:bdr w:val="none" w:sz="0" w:space="0" w:color="auto" w:frame="1"/>
-        </w:rPr>
-        <w:t>#3498db</w:t>
-      </w:r>
-      <w:r>
-        <w:rPr>
-          <w:rStyle w:val="CdigoHTML"/>
-          <w:color w:val="444746"/>
-          <w:sz w:val="21"/>
-          <w:szCs w:val="21"/>
-          <w:bdr w:val="none" w:sz="0" w:space="0" w:color="auto" w:frame="1"/>
-        </w:rPr>
-        <w:t>; }</w:t>
-      </w:r>
-    </w:p>
-    <w:p>
-      <w:pPr>
-        <w:pStyle w:val="NormalWeb"/>
-        <w:spacing w:after="0" w:afterAutospacing="0"/>
-        <w:rPr>
-          <w:color w:val="1F1F1F"/>
-        </w:rPr>
-      </w:pPr>
-      <w:r>
-        <w:rPr>
-          <w:b/>
-          <w:bCs/>
-          <w:color w:val="1F1F1F"/>
-          <w:bdr w:val="none" w:sz="0" w:space="0" w:color="auto" w:frame="1"/>
-        </w:rPr>
-        <w:t>script.js</w:t>
-      </w:r>
-    </w:p>
-    <w:p>
-      <w:pPr>
-        <w:rPr>
-          <w:color w:val="444746"/>
-        </w:rPr>
-      </w:pPr>
-      <w:r>
-        <w:rPr>
-          <w:rStyle w:val="ng-tns-c3890557271-734"/>
-          <w:color w:val="444746"/>
-          <w:bdr w:val="none" w:sz="0" w:space="0" w:color="auto" w:frame="1"/>
-        </w:rPr>
-        <w:t>JavaScript</w:t>
-      </w:r>
-    </w:p>
-    <w:p>
-      <w:pPr>
-        <w:pStyle w:val="Pr-formataoHTML"/>
-        <w:rPr>
-          <w:rStyle w:val="CdigoHTML"/>
-          <w:color w:val="444746"/>
-          <w:sz w:val="21"/>
-          <w:szCs w:val="21"/>
-          <w:bdr w:val="none" w:sz="0" w:space="0" w:color="auto" w:frame="1"/>
-        </w:rPr>
-      </w:pPr>
-      <w:r>
-        <w:rPr>
-          <w:rStyle w:val="hljs-comment"/>
-          <w:color w:val="5F6368"/>
-          <w:sz w:val="21"/>
-          <w:szCs w:val="21"/>
-          <w:bdr w:val="none" w:sz="0" w:space="0" w:color="auto" w:frame="1"/>
-        </w:rPr>
-        <w:t>// 1. Capturar o elemento que sofrerá a alteração</w:t>
-      </w:r>
-    </w:p>
-    <w:p>
-      <w:pPr>
-        <w:pStyle w:val="Pr-formataoHTML"/>
-        <w:rPr>
-          <w:rStyle w:val="CdigoHTML"/>
-          <w:color w:val="444746"/>
-          <w:sz w:val="21"/>
-          <w:szCs w:val="21"/>
-          <w:bdr w:val="none" w:sz="0" w:space="0" w:color="auto" w:frame="1"/>
-        </w:rPr>
-      </w:pPr>
-      <w:proofErr w:type="spellStart"/>
-      <w:r>
-        <w:rPr>
-          <w:rStyle w:val="hljs-keyword"/>
-          <w:color w:val="8430CE"/>
-          <w:sz w:val="21"/>
-          <w:szCs w:val="21"/>
-          <w:bdr w:val="none" w:sz="0" w:space="0" w:color="auto" w:frame="1"/>
-        </w:rPr>
-        <w:t>const</w:t>
-      </w:r>
-      <w:proofErr w:type="spellEnd"/>
-      <w:r>
-        <w:rPr>
-          <w:rStyle w:val="CdigoHTML"/>
-          <w:color w:val="444746"/>
-          <w:sz w:val="21"/>
-          <w:szCs w:val="21"/>
-          <w:bdr w:val="none" w:sz="0" w:space="0" w:color="auto" w:frame="1"/>
-        </w:rPr>
-        <w:t xml:space="preserve"> </w:t>
-      </w:r>
-      <w:proofErr w:type="spellStart"/>
-      <w:r>
-        <w:rPr>
-          <w:rStyle w:val="CdigoHTML"/>
-          <w:color w:val="444746"/>
-          <w:sz w:val="21"/>
-          <w:szCs w:val="21"/>
-          <w:bdr w:val="none" w:sz="0" w:space="0" w:color="auto" w:frame="1"/>
-        </w:rPr>
-        <w:t>elCard</w:t>
-      </w:r>
-      <w:proofErr w:type="spellEnd"/>
-      <w:r>
-        <w:rPr>
-          <w:rStyle w:val="CdigoHTML"/>
-          <w:color w:val="444746"/>
-          <w:sz w:val="21"/>
-          <w:szCs w:val="21"/>
-          <w:bdr w:val="none" w:sz="0" w:space="0" w:color="auto" w:frame="1"/>
-        </w:rPr>
-        <w:t xml:space="preserve"> = </w:t>
-      </w:r>
-      <w:proofErr w:type="spellStart"/>
-      <w:r>
-        <w:rPr>
-          <w:rStyle w:val="hljs-builtin"/>
-          <w:color w:val="1967D2"/>
-          <w:sz w:val="21"/>
-          <w:szCs w:val="21"/>
-          <w:bdr w:val="none" w:sz="0" w:space="0" w:color="auto" w:frame="1"/>
-        </w:rPr>
-        <w:t>document</w:t>
-      </w:r>
-      <w:r>
-        <w:rPr>
-          <w:rStyle w:val="CdigoHTML"/>
-          <w:color w:val="444746"/>
-          <w:sz w:val="21"/>
-          <w:szCs w:val="21"/>
-          <w:bdr w:val="none" w:sz="0" w:space="0" w:color="auto" w:frame="1"/>
-        </w:rPr>
-        <w:t>.querySelector</w:t>
-      </w:r>
-      <w:proofErr w:type="spellEnd"/>
-      <w:r>
-        <w:rPr>
-          <w:rStyle w:val="CdigoHTML"/>
-          <w:color w:val="444746"/>
-          <w:sz w:val="21"/>
-          <w:szCs w:val="21"/>
-          <w:bdr w:val="none" w:sz="0" w:space="0" w:color="auto" w:frame="1"/>
-        </w:rPr>
-        <w:t>(</w:t>
-      </w:r>
-      <w:r>
-        <w:rPr>
-          <w:rStyle w:val="hljs-string"/>
-          <w:rFonts w:eastAsiaTheme="majorEastAsia"/>
-          <w:color w:val="188038"/>
-          <w:sz w:val="21"/>
-          <w:szCs w:val="21"/>
-          <w:bdr w:val="none" w:sz="0" w:space="0" w:color="auto" w:frame="1"/>
-        </w:rPr>
-        <w:t>"#card-modulo"</w:t>
-      </w:r>
-      <w:r>
-        <w:rPr>
-          <w:rStyle w:val="CdigoHTML"/>
-          <w:color w:val="444746"/>
-          <w:sz w:val="21"/>
-          <w:szCs w:val="21"/>
-          <w:bdr w:val="none" w:sz="0" w:space="0" w:color="auto" w:frame="1"/>
-        </w:rPr>
-        <w:t>);</w:t>
-      </w:r>
-    </w:p>
-    <w:p>
-      <w:pPr>
-        <w:pStyle w:val="Pr-formataoHTML"/>
-        <w:rPr>
-          <w:rStyle w:val="CdigoHTML"/>
-          <w:color w:val="444746"/>
-          <w:sz w:val="21"/>
-          <w:szCs w:val="21"/>
-          <w:bdr w:val="none" w:sz="0" w:space="0" w:color="auto" w:frame="1"/>
-        </w:rPr>
-      </w:pPr>
-    </w:p>
-    <w:p>
-      <w:pPr>
-        <w:pStyle w:val="Pr-formataoHTML"/>
-        <w:rPr>
-          <w:rStyle w:val="CdigoHTML"/>
-          <w:color w:val="444746"/>
-          <w:sz w:val="21"/>
-          <w:szCs w:val="21"/>
-          <w:bdr w:val="none" w:sz="0" w:space="0" w:color="auto" w:frame="1"/>
-        </w:rPr>
-      </w:pPr>
-      <w:r>
-        <w:rPr>
-          <w:rStyle w:val="hljs-comment"/>
-          <w:color w:val="5F6368"/>
-          <w:sz w:val="21"/>
-          <w:szCs w:val="21"/>
-          <w:bdr w:val="none" w:sz="0" w:space="0" w:color="auto" w:frame="1"/>
-        </w:rPr>
-        <w:t>// 2. Função de alternância</w:t>
-      </w:r>
-    </w:p>
-    <w:p>
-      <w:pPr>
-        <w:pStyle w:val="Pr-formataoHTML"/>
-        <w:rPr>
-          <w:rStyle w:val="CdigoHTML"/>
-          <w:color w:val="444746"/>
-          <w:sz w:val="21"/>
-          <w:szCs w:val="21"/>
-          <w:bdr w:val="none" w:sz="0" w:space="0" w:color="auto" w:frame="1"/>
-        </w:rPr>
-      </w:pPr>
-      <w:proofErr w:type="spellStart"/>
-      <w:r>
-        <w:rPr>
-          <w:rStyle w:val="hljs-keyword"/>
-          <w:color w:val="8430CE"/>
-          <w:sz w:val="21"/>
-          <w:szCs w:val="21"/>
-          <w:bdr w:val="none" w:sz="0" w:space="0" w:color="auto" w:frame="1"/>
-        </w:rPr>
-        <w:t>const</w:t>
-      </w:r>
-      <w:proofErr w:type="spellEnd"/>
-      <w:r>
-        <w:rPr>
-          <w:rStyle w:val="CdigoHTML"/>
-          <w:color w:val="444746"/>
-          <w:sz w:val="21"/>
-          <w:szCs w:val="21"/>
-          <w:bdr w:val="none" w:sz="0" w:space="0" w:color="auto" w:frame="1"/>
-        </w:rPr>
-        <w:t xml:space="preserve"> </w:t>
-      </w:r>
-      <w:proofErr w:type="spellStart"/>
-      <w:r>
-        <w:rPr>
-          <w:rStyle w:val="CdigoHTML"/>
-          <w:color w:val="444746"/>
-          <w:sz w:val="21"/>
-          <w:szCs w:val="21"/>
-          <w:bdr w:val="none" w:sz="0" w:space="0" w:color="auto" w:frame="1"/>
-        </w:rPr>
-        <w:t>trocarTema</w:t>
-      </w:r>
-      <w:proofErr w:type="spellEnd"/>
-      <w:r>
-        <w:rPr>
-          <w:rStyle w:val="CdigoHTML"/>
-          <w:color w:val="444746"/>
-          <w:sz w:val="21"/>
-          <w:szCs w:val="21"/>
-          <w:bdr w:val="none" w:sz="0" w:space="0" w:color="auto" w:frame="1"/>
-        </w:rPr>
-        <w:t xml:space="preserve"> = </w:t>
-      </w:r>
-      <w:r>
-        <w:rPr>
-          <w:rStyle w:val="hljs-function"/>
-          <w:color w:val="444746"/>
-          <w:sz w:val="21"/>
-          <w:szCs w:val="21"/>
-          <w:bdr w:val="none" w:sz="0" w:space="0" w:color="auto" w:frame="1"/>
-        </w:rPr>
-        <w:t>() =&gt;</w:t>
-      </w:r>
-      <w:r>
-        <w:rPr>
-          <w:rStyle w:val="CdigoHTML"/>
-          <w:color w:val="444746"/>
-          <w:sz w:val="21"/>
-          <w:szCs w:val="21"/>
-          <w:bdr w:val="none" w:sz="0" w:space="0" w:color="auto" w:frame="1"/>
-        </w:rPr>
-        <w:t xml:space="preserve"> {</w:t>
-      </w:r>
-    </w:p>
-    <w:p>
-      <w:pPr>
-        <w:pStyle w:val="Pr-formataoHTML"/>
-        <w:rPr>
-          <w:rStyle w:val="CdigoHTML"/>
-          <w:color w:val="444746"/>
-          <w:sz w:val="21"/>
-          <w:szCs w:val="21"/>
-          <w:bdr w:val="none" w:sz="0" w:space="0" w:color="auto" w:frame="1"/>
-        </w:rPr>
-      </w:pPr>
-      <w:r>
-        <w:rPr>
-          <w:rStyle w:val="CdigoHTML"/>
-          <w:color w:val="444746"/>
-          <w:sz w:val="21"/>
-          <w:szCs w:val="21"/>
-          <w:bdr w:val="none" w:sz="0" w:space="0" w:color="auto" w:frame="1"/>
-        </w:rPr>
-        <w:t xml:space="preserve">    </w:t>
-      </w:r>
-      <w:r>
-        <w:rPr>
-          <w:rStyle w:val="hljs-comment"/>
-          <w:color w:val="5F6368"/>
-          <w:sz w:val="21"/>
-          <w:szCs w:val="21"/>
-          <w:bdr w:val="none" w:sz="0" w:space="0" w:color="auto" w:frame="1"/>
-        </w:rPr>
-        <w:t xml:space="preserve">// O método </w:t>
-      </w:r>
-      <w:proofErr w:type="spellStart"/>
-      <w:r>
-        <w:rPr>
-          <w:rStyle w:val="hljs-comment"/>
-          <w:color w:val="5F6368"/>
-          <w:sz w:val="21"/>
-          <w:szCs w:val="21"/>
-          <w:bdr w:val="none" w:sz="0" w:space="0" w:color="auto" w:frame="1"/>
-        </w:rPr>
-        <w:t>toggle</w:t>
-      </w:r>
-      <w:proofErr w:type="spellEnd"/>
-      <w:r>
-        <w:rPr>
-          <w:rStyle w:val="hljs-comment"/>
-          <w:color w:val="5F6368"/>
-          <w:sz w:val="21"/>
-          <w:szCs w:val="21"/>
-          <w:bdr w:val="none" w:sz="0" w:space="0" w:color="auto" w:frame="1"/>
-        </w:rPr>
-        <w:t xml:space="preserve"> adiciona se não existe, e remove se existe</w:t>
-      </w:r>
-    </w:p>
-    <w:p>
-      <w:pPr>
-        <w:pStyle w:val="Pr-formataoHTML"/>
-        <w:rPr>
-          <w:rStyle w:val="CdigoHTML"/>
-          <w:color w:val="444746"/>
-          <w:sz w:val="21"/>
-          <w:szCs w:val="21"/>
-          <w:bdr w:val="none" w:sz="0" w:space="0" w:color="auto" w:frame="1"/>
-        </w:rPr>
-      </w:pPr>
-      <w:r>
-        <w:rPr>
-          <w:rStyle w:val="CdigoHTML"/>
-          <w:color w:val="444746"/>
-          <w:sz w:val="21"/>
-          <w:szCs w:val="21"/>
-          <w:bdr w:val="none" w:sz="0" w:space="0" w:color="auto" w:frame="1"/>
-        </w:rPr>
-        <w:t xml:space="preserve">    </w:t>
-      </w:r>
-      <w:proofErr w:type="spellStart"/>
-      <w:r>
-        <w:rPr>
-          <w:rStyle w:val="CdigoHTML"/>
-          <w:color w:val="444746"/>
-          <w:sz w:val="21"/>
-          <w:szCs w:val="21"/>
-          <w:bdr w:val="none" w:sz="0" w:space="0" w:color="auto" w:frame="1"/>
-        </w:rPr>
-        <w:t>elCard.classList.toggle</w:t>
-      </w:r>
-      <w:proofErr w:type="spellEnd"/>
-      <w:r>
-        <w:rPr>
-          <w:rStyle w:val="CdigoHTML"/>
-          <w:color w:val="444746"/>
-          <w:sz w:val="21"/>
-          <w:szCs w:val="21"/>
-          <w:bdr w:val="none" w:sz="0" w:space="0" w:color="auto" w:frame="1"/>
-        </w:rPr>
-        <w:t>(</w:t>
-      </w:r>
-      <w:r>
-        <w:rPr>
-          <w:rStyle w:val="hljs-string"/>
-          <w:rFonts w:eastAsiaTheme="majorEastAsia"/>
-          <w:color w:val="188038"/>
-          <w:sz w:val="21"/>
-          <w:szCs w:val="21"/>
-          <w:bdr w:val="none" w:sz="0" w:space="0" w:color="auto" w:frame="1"/>
-        </w:rPr>
-        <w:t>"</w:t>
-      </w:r>
-      <w:proofErr w:type="spellStart"/>
-      <w:r>
-        <w:rPr>
-          <w:rStyle w:val="hljs-string"/>
-          <w:rFonts w:eastAsiaTheme="majorEastAsia"/>
-          <w:color w:val="188038"/>
-          <w:sz w:val="21"/>
-          <w:szCs w:val="21"/>
-          <w:bdr w:val="none" w:sz="0" w:space="0" w:color="auto" w:frame="1"/>
-        </w:rPr>
-        <w:t>dark-mode</w:t>
-      </w:r>
-      <w:proofErr w:type="spellEnd"/>
-      <w:r>
-        <w:rPr>
-          <w:rStyle w:val="hljs-string"/>
-          <w:rFonts w:eastAsiaTheme="majorEastAsia"/>
-          <w:color w:val="188038"/>
-          <w:sz w:val="21"/>
-          <w:szCs w:val="21"/>
-          <w:bdr w:val="none" w:sz="0" w:space="0" w:color="auto" w:frame="1"/>
-        </w:rPr>
-        <w:t>"</w:t>
-      </w:r>
-      <w:r>
-        <w:rPr>
-          <w:rStyle w:val="CdigoHTML"/>
-          <w:color w:val="444746"/>
-          <w:sz w:val="21"/>
-          <w:szCs w:val="21"/>
-          <w:bdr w:val="none" w:sz="0" w:space="0" w:color="auto" w:frame="1"/>
-        </w:rPr>
-        <w:t>);</w:t>
-      </w:r>
-    </w:p>
-    <w:p>
-      <w:pPr>
-        <w:pStyle w:val="Pr-formataoHTML"/>
-        <w:rPr>
-          <w:rStyle w:val="CdigoHTML"/>
-          <w:color w:val="444746"/>
-          <w:sz w:val="21"/>
-          <w:szCs w:val="21"/>
-          <w:bdr w:val="none" w:sz="0" w:space="0" w:color="auto" w:frame="1"/>
-        </w:rPr>
-      </w:pPr>
-      <w:r>
-        <w:rPr>
-          <w:rStyle w:val="CdigoHTML"/>
-          <w:color w:val="444746"/>
-          <w:sz w:val="21"/>
-          <w:szCs w:val="21"/>
-          <w:bdr w:val="none" w:sz="0" w:space="0" w:color="auto" w:frame="1"/>
-        </w:rPr>
-        <w:t xml:space="preserve">    </w:t>
-      </w:r>
-    </w:p>
-    <w:p>
-      <w:pPr>
-        <w:pStyle w:val="Pr-formataoHTML"/>
-        <w:rPr>
-          <w:rStyle w:val="CdigoHTML"/>
-          <w:color w:val="444746"/>
-          <w:sz w:val="21"/>
-          <w:szCs w:val="21"/>
-          <w:bdr w:val="none" w:sz="0" w:space="0" w:color="auto" w:frame="1"/>
-        </w:rPr>
-      </w:pPr>
-      <w:r>
-        <w:rPr>
-          <w:rStyle w:val="CdigoHTML"/>
-          <w:color w:val="444746"/>
-          <w:sz w:val="21"/>
-          <w:szCs w:val="21"/>
-          <w:bdr w:val="none" w:sz="0" w:space="0" w:color="auto" w:frame="1"/>
-        </w:rPr>
-        <w:t xml:space="preserve">    </w:t>
-      </w:r>
-      <w:r>
-        <w:rPr>
-          <w:rStyle w:val="hljs-comment"/>
-          <w:color w:val="5F6368"/>
-          <w:sz w:val="21"/>
-          <w:szCs w:val="21"/>
-          <w:bdr w:val="none" w:sz="0" w:space="0" w:color="auto" w:frame="1"/>
-        </w:rPr>
-        <w:t>// 3. Lógica condicional para mudar o texto do botão</w:t>
-      </w:r>
-    </w:p>
-    <w:p>
-      <w:pPr>
-        <w:pStyle w:val="Pr-formataoHTML"/>
-        <w:rPr>
-          <w:rStyle w:val="CdigoHTML"/>
-          <w:color w:val="444746"/>
-          <w:sz w:val="21"/>
-          <w:szCs w:val="21"/>
-          <w:bdr w:val="none" w:sz="0" w:space="0" w:color="auto" w:frame="1"/>
-        </w:rPr>
-      </w:pPr>
-      <w:r>
-        <w:rPr>
-          <w:rStyle w:val="CdigoHTML"/>
-          <w:color w:val="444746"/>
-          <w:sz w:val="21"/>
-          <w:szCs w:val="21"/>
-          <w:bdr w:val="none" w:sz="0" w:space="0" w:color="auto" w:frame="1"/>
-        </w:rPr>
-        <w:t xml:space="preserve">    </w:t>
-      </w:r>
-      <w:proofErr w:type="spellStart"/>
-      <w:r>
-        <w:rPr>
-          <w:rStyle w:val="hljs-keyword"/>
-          <w:color w:val="8430CE"/>
-          <w:sz w:val="21"/>
-          <w:szCs w:val="21"/>
-          <w:bdr w:val="none" w:sz="0" w:space="0" w:color="auto" w:frame="1"/>
-        </w:rPr>
-        <w:t>const</w:t>
-      </w:r>
-      <w:proofErr w:type="spellEnd"/>
-      <w:r>
-        <w:rPr>
-          <w:rStyle w:val="CdigoHTML"/>
-          <w:color w:val="444746"/>
-          <w:sz w:val="21"/>
-          <w:szCs w:val="21"/>
-          <w:bdr w:val="none" w:sz="0" w:space="0" w:color="auto" w:frame="1"/>
-        </w:rPr>
-        <w:t xml:space="preserve"> </w:t>
-      </w:r>
-      <w:proofErr w:type="spellStart"/>
-      <w:r>
-        <w:rPr>
-          <w:rStyle w:val="CdigoHTML"/>
-          <w:color w:val="444746"/>
-          <w:sz w:val="21"/>
-          <w:szCs w:val="21"/>
-          <w:bdr w:val="none" w:sz="0" w:space="0" w:color="auto" w:frame="1"/>
-        </w:rPr>
-        <w:t>btn</w:t>
-      </w:r>
-      <w:proofErr w:type="spellEnd"/>
-      <w:r>
-        <w:rPr>
-          <w:rStyle w:val="CdigoHTML"/>
-          <w:color w:val="444746"/>
-          <w:sz w:val="21"/>
-          <w:szCs w:val="21"/>
-          <w:bdr w:val="none" w:sz="0" w:space="0" w:color="auto" w:frame="1"/>
-        </w:rPr>
-        <w:t xml:space="preserve"> = </w:t>
-      </w:r>
-      <w:proofErr w:type="spellStart"/>
-      <w:r>
-        <w:rPr>
-          <w:rStyle w:val="hljs-builtin"/>
-          <w:color w:val="1967D2"/>
-          <w:sz w:val="21"/>
-          <w:szCs w:val="21"/>
-          <w:bdr w:val="none" w:sz="0" w:space="0" w:color="auto" w:frame="1"/>
-        </w:rPr>
-        <w:t>document</w:t>
-      </w:r>
-      <w:r>
-        <w:rPr>
-          <w:rStyle w:val="CdigoHTML"/>
-          <w:color w:val="444746"/>
-          <w:sz w:val="21"/>
-          <w:szCs w:val="21"/>
-          <w:bdr w:val="none" w:sz="0" w:space="0" w:color="auto" w:frame="1"/>
-        </w:rPr>
-        <w:t>.querySelector</w:t>
-      </w:r>
-      <w:proofErr w:type="spellEnd"/>
-      <w:r>
-        <w:rPr>
-          <w:rStyle w:val="CdigoHTML"/>
-          <w:color w:val="444746"/>
-          <w:sz w:val="21"/>
-          <w:szCs w:val="21"/>
-          <w:bdr w:val="none" w:sz="0" w:space="0" w:color="auto" w:frame="1"/>
-        </w:rPr>
-        <w:t>(</w:t>
-      </w:r>
-      <w:r>
-        <w:rPr>
-          <w:rStyle w:val="hljs-string"/>
-          <w:rFonts w:eastAsiaTheme="majorEastAsia"/>
-          <w:color w:val="188038"/>
-          <w:sz w:val="21"/>
-          <w:szCs w:val="21"/>
-          <w:bdr w:val="none" w:sz="0" w:space="0" w:color="auto" w:frame="1"/>
-        </w:rPr>
-        <w:t>"</w:t>
-      </w:r>
-      <w:proofErr w:type="spellStart"/>
-      <w:r>
-        <w:rPr>
-          <w:rStyle w:val="hljs-string"/>
-          <w:rFonts w:eastAsiaTheme="majorEastAsia"/>
-          <w:color w:val="188038"/>
-          <w:sz w:val="21"/>
-          <w:szCs w:val="21"/>
-          <w:bdr w:val="none" w:sz="0" w:space="0" w:color="auto" w:frame="1"/>
-        </w:rPr>
-        <w:t>button</w:t>
-      </w:r>
-      <w:proofErr w:type="spellEnd"/>
-      <w:r>
-        <w:rPr>
-          <w:rStyle w:val="hljs-string"/>
-          <w:rFonts w:eastAsiaTheme="majorEastAsia"/>
-          <w:color w:val="188038"/>
-          <w:sz w:val="21"/>
-          <w:szCs w:val="21"/>
-          <w:bdr w:val="none" w:sz="0" w:space="0" w:color="auto" w:frame="1"/>
-        </w:rPr>
-        <w:t>"</w:t>
-      </w:r>
-      <w:r>
-        <w:rPr>
-          <w:rStyle w:val="CdigoHTML"/>
-          <w:color w:val="444746"/>
-          <w:sz w:val="21"/>
-          <w:szCs w:val="21"/>
-          <w:bdr w:val="none" w:sz="0" w:space="0" w:color="auto" w:frame="1"/>
-        </w:rPr>
-        <w:t>);</w:t>
-      </w:r>
-    </w:p>
-    <w:p>
-      <w:pPr>
-        <w:pStyle w:val="Pr-formataoHTML"/>
-        <w:rPr>
-          <w:rStyle w:val="CdigoHTML"/>
-          <w:color w:val="444746"/>
-          <w:sz w:val="21"/>
-          <w:szCs w:val="21"/>
-          <w:bdr w:val="none" w:sz="0" w:space="0" w:color="auto" w:frame="1"/>
-        </w:rPr>
-      </w:pPr>
-      <w:r>
-        <w:rPr>
-          <w:rStyle w:val="CdigoHTML"/>
-          <w:color w:val="444746"/>
-          <w:sz w:val="21"/>
-          <w:szCs w:val="21"/>
-          <w:bdr w:val="none" w:sz="0" w:space="0" w:color="auto" w:frame="1"/>
-        </w:rPr>
-        <w:t xml:space="preserve">    </w:t>
-      </w:r>
-      <w:proofErr w:type="spellStart"/>
-      <w:r>
-        <w:rPr>
-          <w:rStyle w:val="hljs-keyword"/>
-          <w:color w:val="8430CE"/>
-          <w:sz w:val="21"/>
-          <w:szCs w:val="21"/>
-          <w:bdr w:val="none" w:sz="0" w:space="0" w:color="auto" w:frame="1"/>
-        </w:rPr>
-        <w:t>if</w:t>
-      </w:r>
-      <w:proofErr w:type="spellEnd"/>
-      <w:r>
-        <w:rPr>
-          <w:rStyle w:val="CdigoHTML"/>
-          <w:color w:val="444746"/>
-          <w:sz w:val="21"/>
-          <w:szCs w:val="21"/>
-          <w:bdr w:val="none" w:sz="0" w:space="0" w:color="auto" w:frame="1"/>
-        </w:rPr>
-        <w:t xml:space="preserve"> (</w:t>
-      </w:r>
-      <w:proofErr w:type="spellStart"/>
-      <w:r>
-        <w:rPr>
-          <w:rStyle w:val="CdigoHTML"/>
-          <w:color w:val="444746"/>
-          <w:sz w:val="21"/>
-          <w:szCs w:val="21"/>
-          <w:bdr w:val="none" w:sz="0" w:space="0" w:color="auto" w:frame="1"/>
-        </w:rPr>
-        <w:t>elCard.classList.contains</w:t>
-      </w:r>
-      <w:proofErr w:type="spellEnd"/>
-      <w:r>
-        <w:rPr>
-          <w:rStyle w:val="CdigoHTML"/>
-          <w:color w:val="444746"/>
-          <w:sz w:val="21"/>
-          <w:szCs w:val="21"/>
-          <w:bdr w:val="none" w:sz="0" w:space="0" w:color="auto" w:frame="1"/>
-        </w:rPr>
-        <w:t>(</w:t>
-      </w:r>
-      <w:r>
-        <w:rPr>
-          <w:rStyle w:val="hljs-string"/>
-          <w:rFonts w:eastAsiaTheme="majorEastAsia"/>
-          <w:color w:val="188038"/>
-          <w:sz w:val="21"/>
-          <w:szCs w:val="21"/>
-          <w:bdr w:val="none" w:sz="0" w:space="0" w:color="auto" w:frame="1"/>
-        </w:rPr>
-        <w:t>"</w:t>
-      </w:r>
-      <w:proofErr w:type="spellStart"/>
-      <w:r>
-        <w:rPr>
-          <w:rStyle w:val="hljs-string"/>
-          <w:rFonts w:eastAsiaTheme="majorEastAsia"/>
-          <w:color w:val="188038"/>
-          <w:sz w:val="21"/>
-          <w:szCs w:val="21"/>
-          <w:bdr w:val="none" w:sz="0" w:space="0" w:color="auto" w:frame="1"/>
-        </w:rPr>
-        <w:t>dark-mode</w:t>
-      </w:r>
-      <w:proofErr w:type="spellEnd"/>
-      <w:r>
-        <w:rPr>
-          <w:rStyle w:val="hljs-string"/>
-          <w:rFonts w:eastAsiaTheme="majorEastAsia"/>
-          <w:color w:val="188038"/>
-          <w:sz w:val="21"/>
-          <w:szCs w:val="21"/>
-          <w:bdr w:val="none" w:sz="0" w:space="0" w:color="auto" w:frame="1"/>
-        </w:rPr>
-        <w:t>"</w:t>
-      </w:r>
-      <w:r>
-        <w:rPr>
-          <w:rStyle w:val="CdigoHTML"/>
-          <w:color w:val="444746"/>
-          <w:sz w:val="21"/>
-          <w:szCs w:val="21"/>
-          <w:bdr w:val="none" w:sz="0" w:space="0" w:color="auto" w:frame="1"/>
-        </w:rPr>
-        <w:t>)) {</w:t>
-      </w:r>
-    </w:p>
-    <w:p>
-      <w:pPr>
-        <w:pStyle w:val="Pr-formataoHTML"/>
-        <w:rPr>
-          <w:rStyle w:val="CdigoHTML"/>
-          <w:color w:val="444746"/>
-          <w:sz w:val="21"/>
-          <w:szCs w:val="21"/>
-          <w:bdr w:val="none" w:sz="0" w:space="0" w:color="auto" w:frame="1"/>
-        </w:rPr>
-      </w:pPr>
-      <w:r>
-        <w:rPr>
-          <w:rStyle w:val="CdigoHTML"/>
-          <w:color w:val="444746"/>
-          <w:sz w:val="21"/>
-          <w:szCs w:val="21"/>
-          <w:bdr w:val="none" w:sz="0" w:space="0" w:color="auto" w:frame="1"/>
-        </w:rPr>
-        <w:t xml:space="preserve">        </w:t>
-      </w:r>
-      <w:proofErr w:type="spellStart"/>
-      <w:r>
-        <w:rPr>
-          <w:rStyle w:val="CdigoHTML"/>
-          <w:color w:val="444746"/>
-          <w:sz w:val="21"/>
-          <w:szCs w:val="21"/>
-          <w:bdr w:val="none" w:sz="0" w:space="0" w:color="auto" w:frame="1"/>
-        </w:rPr>
-        <w:t>btn.innerText</w:t>
-      </w:r>
-      <w:proofErr w:type="spellEnd"/>
-      <w:r>
-        <w:rPr>
-          <w:rStyle w:val="CdigoHTML"/>
-          <w:color w:val="444746"/>
-          <w:sz w:val="21"/>
-          <w:szCs w:val="21"/>
-          <w:bdr w:val="none" w:sz="0" w:space="0" w:color="auto" w:frame="1"/>
-        </w:rPr>
-        <w:t xml:space="preserve"> = </w:t>
-      </w:r>
-      <w:r>
-        <w:rPr>
-          <w:rStyle w:val="hljs-string"/>
-          <w:rFonts w:eastAsiaTheme="majorEastAsia"/>
-          <w:color w:val="188038"/>
-          <w:sz w:val="21"/>
-          <w:szCs w:val="21"/>
-          <w:bdr w:val="none" w:sz="0" w:space="0" w:color="auto" w:frame="1"/>
-        </w:rPr>
-        <w:t>"Mudar para Modo Claro"</w:t>
-      </w:r>
-      <w:r>
-        <w:rPr>
-          <w:rStyle w:val="CdigoHTML"/>
-          <w:color w:val="444746"/>
-          <w:sz w:val="21"/>
-          <w:szCs w:val="21"/>
-          <w:bdr w:val="none" w:sz="0" w:space="0" w:color="auto" w:frame="1"/>
-        </w:rPr>
-        <w:t>;</w:t>
-      </w:r>
-    </w:p>
-    <w:p>
-      <w:pPr>
-        <w:pStyle w:val="Pr-formataoHTML"/>
-        <w:rPr>
-          <w:rStyle w:val="CdigoHTML"/>
-          <w:color w:val="444746"/>
-          <w:sz w:val="21"/>
-          <w:szCs w:val="21"/>
-          <w:bdr w:val="none" w:sz="0" w:space="0" w:color="auto" w:frame="1"/>
-        </w:rPr>
-      </w:pPr>
-      <w:r>
-        <w:rPr>
-          <w:rStyle w:val="CdigoHTML"/>
-          <w:color w:val="444746"/>
-          <w:sz w:val="21"/>
-          <w:szCs w:val="21"/>
-          <w:bdr w:val="none" w:sz="0" w:space="0" w:color="auto" w:frame="1"/>
-        </w:rPr>
-        <w:t xml:space="preserve">    } </w:t>
-      </w:r>
-      <w:proofErr w:type="spellStart"/>
-      <w:r>
-        <w:rPr>
-          <w:rStyle w:val="hljs-keyword"/>
-          <w:color w:val="8430CE"/>
-          <w:sz w:val="21"/>
-          <w:szCs w:val="21"/>
-          <w:bdr w:val="none" w:sz="0" w:space="0" w:color="auto" w:frame="1"/>
-        </w:rPr>
-        <w:t>else</w:t>
-      </w:r>
-      <w:proofErr w:type="spellEnd"/>
-      <w:r>
-        <w:rPr>
-          <w:rStyle w:val="CdigoHTML"/>
-          <w:color w:val="444746"/>
-          <w:sz w:val="21"/>
-          <w:szCs w:val="21"/>
-          <w:bdr w:val="none" w:sz="0" w:space="0" w:color="auto" w:frame="1"/>
-        </w:rPr>
-        <w:t xml:space="preserve"> {</w:t>
-      </w:r>
-    </w:p>
-    <w:p>
-      <w:pPr>
-        <w:pStyle w:val="Pr-formataoHTML"/>
-        <w:rPr>
-          <w:rStyle w:val="CdigoHTML"/>
-          <w:color w:val="444746"/>
-          <w:sz w:val="21"/>
-          <w:szCs w:val="21"/>
-          <w:bdr w:val="none" w:sz="0" w:space="0" w:color="auto" w:frame="1"/>
-        </w:rPr>
-      </w:pPr>
-      <w:r>
-        <w:rPr>
-          <w:rStyle w:val="CdigoHTML"/>
-          <w:color w:val="444746"/>
-          <w:sz w:val="21"/>
-          <w:szCs w:val="21"/>
-          <w:bdr w:val="none" w:sz="0" w:space="0" w:color="auto" w:frame="1"/>
-        </w:rPr>
-        <w:t xml:space="preserve">        </w:t>
-      </w:r>
-      <w:proofErr w:type="spellStart"/>
-      <w:r>
-        <w:rPr>
-          <w:rStyle w:val="CdigoHTML"/>
-          <w:color w:val="444746"/>
-          <w:sz w:val="21"/>
-          <w:szCs w:val="21"/>
-          <w:bdr w:val="none" w:sz="0" w:space="0" w:color="auto" w:frame="1"/>
-        </w:rPr>
-        <w:t>btn.innerText</w:t>
-      </w:r>
-      <w:proofErr w:type="spellEnd"/>
-      <w:r>
-        <w:rPr>
-          <w:rStyle w:val="CdigoHTML"/>
-          <w:color w:val="444746"/>
-          <w:sz w:val="21"/>
-          <w:szCs w:val="21"/>
-          <w:bdr w:val="none" w:sz="0" w:space="0" w:color="auto" w:frame="1"/>
-        </w:rPr>
-        <w:t xml:space="preserve"> = </w:t>
-      </w:r>
-      <w:r>
-        <w:rPr>
-          <w:rStyle w:val="hljs-string"/>
-          <w:rFonts w:eastAsiaTheme="majorEastAsia"/>
-          <w:color w:val="188038"/>
-          <w:sz w:val="21"/>
-          <w:szCs w:val="21"/>
-          <w:bdr w:val="none" w:sz="0" w:space="0" w:color="auto" w:frame="1"/>
-        </w:rPr>
-        <w:t>"Mudar para Modo Escuro"</w:t>
-      </w:r>
-      <w:r>
-        <w:rPr>
-          <w:rStyle w:val="CdigoHTML"/>
-          <w:color w:val="444746"/>
-          <w:sz w:val="21"/>
-          <w:szCs w:val="21"/>
-          <w:bdr w:val="none" w:sz="0" w:space="0" w:color="auto" w:frame="1"/>
-        </w:rPr>
-        <w:t>;</w:t>
-      </w:r>
-    </w:p>
-    <w:p>
-      <w:pPr>
-        <w:pStyle w:val="Pr-formataoHTML"/>
-        <w:rPr>
-          <w:rStyle w:val="CdigoHTML"/>
-          <w:color w:val="444746"/>
-          <w:sz w:val="21"/>
-          <w:szCs w:val="21"/>
-          <w:bdr w:val="none" w:sz="0" w:space="0" w:color="auto" w:frame="1"/>
-        </w:rPr>
-      </w:pPr>
-      <w:r>
-        <w:rPr>
-          <w:rStyle w:val="CdigoHTML"/>
-          <w:color w:val="444746"/>
-          <w:sz w:val="21"/>
-          <w:szCs w:val="21"/>
-          <w:bdr w:val="none" w:sz="0" w:space="0" w:color="auto" w:frame="1"/>
-        </w:rPr>
-        <w:t xml:space="preserve">    }</w:t>
-      </w:r>
-    </w:p>
-    <w:p>
-      <w:pPr>
-        <w:pStyle w:val="Pr-formataoHTML"/>
-        <w:rPr>
-          <w:rStyle w:val="CdigoHTML"/>
-          <w:color w:val="444746"/>
-          <w:sz w:val="21"/>
-          <w:szCs w:val="21"/>
-          <w:bdr w:val="none" w:sz="0" w:space="0" w:color="auto" w:frame="1"/>
-        </w:rPr>
-      </w:pPr>
-      <w:r>
-        <w:rPr>
-          <w:rStyle w:val="CdigoHTML"/>
-          <w:color w:val="444746"/>
-          <w:sz w:val="21"/>
-          <w:szCs w:val="21"/>
-          <w:bdr w:val="none" w:sz="0" w:space="0" w:color="auto" w:frame="1"/>
-        </w:rPr>
-        <w:t>};</w:t>
-      </w:r>
-    </w:p>
-    <w:p>
-      <w:pPr>
-        <w:pStyle w:val="NormalWeb"/>
-        <w:spacing w:after="0" w:afterAutospacing="0"/>
-        <w:rPr>
-          <w:color w:val="1F1F1F"/>
-        </w:rPr>
-      </w:pPr>
-      <w:r>
-        <w:rPr>
-          <w:b/>
-          <w:bCs/>
-          <w:color w:val="1F1F1F"/>
-          <w:bdr w:val="none" w:sz="0" w:space="0" w:color="auto" w:frame="1"/>
-        </w:rPr>
-        <w:t>O que o aluno deve perceber:</w:t>
-      </w:r>
-    </w:p>
-    <w:p>
-      <w:pPr>
-        <w:pStyle w:val="NormalWeb"/>
-        <w:spacing w:after="0" w:afterAutospacing="0"/>
-        <w:rPr>
-          <w:color w:val="1F1F1F"/>
-        </w:rPr>
-      </w:pPr>
-      <w:r>
-        <w:rPr>
-          <w:color w:val="1F1F1F"/>
-        </w:rPr>
-        <w:t xml:space="preserve">O uso do </w:t>
-      </w:r>
-      <w:proofErr w:type="spellStart"/>
-      <w:r>
-        <w:rPr>
-          <w:rStyle w:val="CdigoHTML"/>
-          <w:color w:val="444746"/>
-          <w:bdr w:val="none" w:sz="0" w:space="0" w:color="auto" w:frame="1"/>
-        </w:rPr>
-        <w:t>toggle</w:t>
-      </w:r>
-      <w:proofErr w:type="spellEnd"/>
-      <w:r>
-        <w:rPr>
-          <w:color w:val="1F1F1F"/>
-        </w:rPr>
-        <w:t xml:space="preserve"> simplifica drasticamente a lógica de estados. Em vez de escrever várias linhas mudando cores individualmente, o JavaScript apenas "liga/desliga" uma classe no HTML, deixando que o CSS gerencie todo o design.</w:t>
       </w:r>
     </w:p>
     <w:p>
@@ -15060,7 +11146,6 @@
           <w:szCs w:val="21"/>
           <w:bdr w:val="none" w:sz="0" w:space="0" w:color="auto" w:frame="1"/>
         </w:rPr>
-        <w:lastRenderedPageBreak/>
         <w:t xml:space="preserve">    </w:t>
       </w:r>
       <w:r>
@@ -15637,20 +11722,8 @@
           <w:szCs w:val="21"/>
           <w:bdr w:val="none" w:sz="0" w:space="0" w:color="auto" w:frame="1"/>
         </w:rPr>
-        <w:t xml:space="preserve">Inventário </w:t>
-      </w:r>
-      <w:proofErr w:type="spellStart"/>
-      <w:r>
-        <w:rPr>
-          <w:rStyle w:val="CdigoHTML"/>
-          <w:color w:val="444746"/>
-          <w:sz w:val="21"/>
-          <w:szCs w:val="21"/>
-          <w:bdr w:val="none" w:sz="0" w:space="0" w:color="auto" w:frame="1"/>
-        </w:rPr>
-        <w:t>ForkLabs</w:t>
-      </w:r>
-      <w:proofErr w:type="spellEnd"/>
+        <w:t>Inventário</w:t>
+      </w:r>
       <w:r>
         <w:rPr>
           <w:rStyle w:val="hljs-tag"/>
@@ -15798,6 +11871,7 @@
           <w:szCs w:val="21"/>
           <w:bdr w:val="none" w:sz="0" w:space="0" w:color="auto" w:frame="1"/>
         </w:rPr>
+        <w:lastRenderedPageBreak/>
         <w:t xml:space="preserve">            </w:t>
       </w:r>
       <w:r>
@@ -19726,7 +15800,6 @@
           <w:szCs w:val="21"/>
           <w:bdr w:val="none" w:sz="0" w:space="0" w:color="auto" w:frame="1"/>
         </w:rPr>
-        <w:lastRenderedPageBreak/>
         <w:t xml:space="preserve">    </w:t>
       </w:r>
       <w:proofErr w:type="spellStart"/>
@@ -20055,6 +16128,7 @@
           <w:szCs w:val="21"/>
           <w:bdr w:val="none" w:sz="0" w:space="0" w:color="auto" w:frame="1"/>
         </w:rPr>
+        <w:lastRenderedPageBreak/>
         <w:t xml:space="preserve">    </w:t>
       </w:r>
       <w:proofErr w:type="spellStart"/>
@@ -20283,6 +16357,11 @@
 
 <file path=word/numbering.xml><?xml version="1.0" encoding="utf-8"?>
 <w:numbering xmlns:wpc="http://schemas.microsoft.com/office/word/2010/wordprocessingCanvas" xmlns:cx="http://schemas.microsoft.com/office/drawing/2014/chartex" xmlns:cx1="http://schemas.microsoft.com/office/drawing/2015/9/8/chartex" xmlns:cx2="http://schemas.microsoft.com/office/drawing/2015/10/21/chartex" xmlns:cx3="http://schemas.microsoft.com/office/drawing/2016/5/9/chartex" xmlns:cx4="http://schemas.microsoft.com/office/drawing/2016/5/10/chartex" xmlns:cx5="http://schemas.microsoft.com/office/drawing/2016/5/11/chartex" xmlns:cx6="http://schemas.microsoft.com/office/drawing/2016/5/12/chartex" xmlns:cx7="http://schemas.microsoft.com/office/drawing/2016/5/13/chartex" xmlns:cx8="http://schemas.microsoft.com/office/drawing/2016/5/14/chartex" xmlns:mc="http://schemas.openxmlformats.org/markup-compatibility/2006" xmlns:aink="http://schemas.microsoft.com/office/drawing/2016/ink" xmlns:am3d="http://schemas.microsoft.com/office/drawing/2017/model3d" xmlns:o="urn:schemas-microsoft-com:office:office" xmlns:r="http://schemas.openxmlformats.org/officeDocument/2006/relationships" xmlns:m="http://schemas.openxmlformats.org/officeDocument/2006/math" xmlns:v="urn:schemas-microsoft-com:vml" xmlns:wp14="http://schemas.microsoft.com/office/word/2010/wordprocessingDrawing" xmlns:wp="http://schemas.openxmlformats.org/drawingml/2006/wordprocessingDrawing" xmlns:w10="urn:schemas-microsoft-com:office:word" xmlns:w="http://schemas.openxmlformats.org/wordprocessingml/2006/main" xmlns:w14="http://schemas.microsoft.com/office/word/2010/wordml" xmlns:w15="http://schemas.microsoft.com/office/word/2012/wordml" xmlns:w16cex="http://schemas.microsoft.com/office/word/2018/wordml/cex" xmlns:w16cid="http://schemas.microsoft.com/office/word/2016/wordml/cid" xmlns:w16="http://schemas.microsoft.com/office/word/2018/wordml" xmlns:w16sdtdh="http://schemas.microsoft.com/office/word/2020/wordml/sdtdatahash" xmlns:w16se="http://schemas.microsoft.com/office/word/2015/wordml/symex" xmlns:wpg="http://schemas.microsoft.com/office/word/2010/wordprocessingGroup" xmlns:wpi="http://schemas.microsoft.com/office/word/2010/wordprocessingInk" xmlns:wne="http://schemas.microsoft.com/office/word/2006/wordml" xmlns:wps="http://schemas.microsoft.com/office/word/2010/wordprocessingShape" mc:Ignorable="w14 w15 w16se w16cid w16 w16cex w16sdtdh wp14">
+  <w:numPicBullet w:numPicBulletId="0">
+    <w:pict>
+      <v:rect id="_x0000_i1060" style="width:0;height:1.5pt" o:hralign="center" o:bullet="t" o:hrstd="t" o:hrnoshade="t" o:hr="t" fillcolor="gray" stroked="f"/>
+    </w:pict>
+  </w:numPicBullet>
   <w:abstractNum w:abstractNumId="0" w15:restartNumberingAfterBreak="0">
     <w:nsid w:val="0B1E2349"/>
     <w:multiLevelType w:val="hybridMultilevel"/>
